--- a/zaini_case_audit_output/outputs/word/documents/123_مزرعة الوادي 1433 (zip).docx
+++ b/zaini_case_audit_output/outputs/word/documents/123_مزرعة الوادي 1433 (zip).docx
@@ -53,6 +53,20 @@
         <w:t>[مخرج آلي / Script Output - سماوي]  [مخرج آلي يحتاج مراجعة بشرية - وردي]</w:t>
       </w:r>
     </w:p>
+    <w:p>
+      <w:pPr>
+        <w:jc w:val="right"/>
+        <w:bidi/>
+      </w:pPr>
+      <w:r>
+        <w:rPr>
+          <w:b w:val="0"/>
+          <w:i/>
+          <w:color w:val="C00000"/>
+        </w:rPr>
+        <w:t>[نص ممسوح OCR صُحِّح ترتيبه آلياً — قد يحتوي أخطاء طفيفة]</w:t>
+      </w:r>
+    </w:p>
     <w:p/>
     <w:p>
       <w:pPr>
@@ -1020,7 +1034,7 @@
         </w:rPr>
         <w:t>srry em oer (OOb) wey? InsP EE? Ro ‏وسوس‎ SP</w:t>
         <w:br/>
-        <w:t>PEED TI © ‏لحري‎ BAL ‏مسب وج عمجم‎ ory ‏راج‎ 02“</w:t>
+        <w:t>“02 ‎جار‏ ory ‎مجمع جو بسم‏ BAL ‎يرحل‏ © TI PEED</w:t>
       </w:r>
     </w:p>
     <w:p>
@@ -1985,7 +1999,7 @@
           <w:b w:val="0"/>
           <w:i w:val="0"/>
         </w:rPr>
-        <w:t>١48/٠١/١9  :خيراتلا‎</w:t>
+        <w:t>‎التاريخ:  ١48/٠١/١9</w:t>
       </w:r>
     </w:p>
     <w:p>

--- a/zaini_case_audit_output/outputs/word/documents/123_مزرعة الوادي 1433 (zip).docx
+++ b/zaini_case_audit_output/outputs/word/documents/123_مزرعة الوادي 1433 (zip).docx
@@ -78,7 +78,7 @@
           <w:b w:val="0"/>
           <w:i w:val="0"/>
         </w:rPr>
-        <w:t>[أرشيف 1jghsPBczcYyih79TCVOrl7UbzH5rKET5.zip - عدد الملفات الداخلية: 11 - طريقة: zip]</w:t>
+        <w:t>[zip :ةقيرط - 11 :ةيلخادلا تافلملا ددع - 1jghsPBczcYyih79TCVOrl7UbzH5rKET5.zip فيشرأ]</w:t>
       </w:r>
     </w:p>
     <w:p>
@@ -110,7 +110,7 @@
         </w:rPr>
         <w:t>حساب شهرٌ أبريل 2012م . . + 2012 ‎APRIL,‏</w:t>
         <w:br/>
-        <w:t>‏رقم مسلسل | التاريخ ‎Date‏ البيان البستان</w:t>
+        <w:t>ناتسبلا نايبلا ‏Date‎ خيراتلا | لسلسم مقر‏</w:t>
         <w:br/>
         <w:t>‎Garden Details Ref.No. 2012 S.No.‏</w:t>
       </w:r>
@@ -138,11 +138,11 @@
           <w:b w:val="0"/>
           <w:i w:val="0"/>
         </w:rPr>
-        <w:t>- 11255 اتب استشارى الأغنام د/بشار عمر عن شهر مارس 2012 م.</w:t>
+        <w:t>.م 2012 سرام رهش نع رمع راشب/د مانغألا ىراشتسا بتا 11255 -</w:t>
         <w:br/>
         <w:t>&gt; 11286 ادوية ومنظفات للبستان وفقا للفواتير المرفقة</w:t>
         <w:br/>
-        <w:t>-11291 ل وقت اضافى للسيد رنا شابير عن توصيل الخضار والحليب من الوادى الى جدة 3/2012</w:t>
+        <w:t>3/2012 ةدج ىلا ىداولا نم بيلحلاو راضخلا ليصوت نع ريباش انر ديسلل ىفاضا تقو ل -11291</w:t>
         <w:br/>
         <w:t>- 11292 ات لسيارة رنا شابير عن توصيل الحليب والخضار لجدة خلال شهر مارس 2012م</w:t>
         <w:br/>
@@ -152,11 +152,11 @@
         <w:br/>
         <w:t>‎AP100007244 -‏</w:t>
         <w:br/>
-        <w:t>- 11323 ارق الزيادة المحسوبة نظير زيادة الأجور بدءا من يناير 2012 م</w:t>
-        <w:br/>
-        <w:t>113257 فاة العام المالى 2011 م. كتعميد الشيخ أسامة أحمد زينى .</w:t>
-        <w:br/>
-        <w:t>- 11327 ارق الزيادة المحسوبة نظير زيادة الأجور بدءا من يناير 2012م فى بدل الوقت الأضافى</w:t>
+        <w:t>م 2012 رياني نم اءدب روجألا ةدايز ريظن ةبوسحملا ةدايزلا قرا 11323 -</w:t>
+        <w:br/>
+        <w:t>. ىنيز دمحأ ةماسأ خيشلا ديمعتك .م 2011 ىلاملا ماعلا ةاف 113257</w:t>
+        <w:br/>
+        <w:t>ىفاضألا تقولا لدب ىف م2012 رياني نم اءدب روجألا ةدايز ريظن ةبوسحملا ةدايزلا قرا 11327 -</w:t>
         <w:br/>
         <w:t>‎JV# 14824 &gt;‏ امينات أجتماعية لكاا من السيد على ويوسف زينى وعبدالرحمن عبدالفتاح-4/2012</w:t>
         <w:br/>
@@ -168,17 +168,17 @@
         <w:br/>
         <w:t>‎GEN00003220-‏ لصروفات أنارة وكهرباء عن الفترة من 03/05/1433-04/04</w:t>
         <w:br/>
-        <w:t>- 11448 سوم أعادة تجديد أقامة السيد عبدالرحمن عبدالفتاح بيد سلطان زينى</w:t>
-        <w:br/>
-        <w:t>&gt; 11496 اتبب عمالة البستان المؤقته عن شهرابريل 2012م.</w:t>
-        <w:br/>
-        <w:t>- 11498 اتب العمالة المنتظمة للبستان عن شهر أبريل 2012 م.</w:t>
+        <w:t>ىنيز ناطلس ديب حاتفلادبع نمحرلادبع ديسلا ةماقأ ديدجت ةداعأ موس 11448 -</w:t>
+        <w:br/>
+        <w:t>.م2012 ليربارهش نع هتقؤملا ناتسبلا ةلامع ببتا 11496 &lt;</w:t>
+        <w:br/>
+        <w:t>.م 2012 ليربأ رهش نع ناتسبلل ةمظتنملا ةلامعلا بتا 11498 -</w:t>
         <w:br/>
         <w:t>- 1963 أشراء عدد(1) طن شعير من الدواجن ف/1963</w:t>
         <w:br/>
         <w:t>&gt;11494 اء منظفات ومطهرات للبستان حسب المرفق</w:t>
         <w:br/>
-        <w:t>- 11501 اتب استشارى الأغنام د/بشار عمر عن شهر أبريل 2012 م.</w:t>
+        <w:t>.م 2012 ليربأ رهش نع رمع راشب/د مانغألا ىراشتسا بتا 11501 -</w:t>
         <w:br/>
         <w:t>‎API00007291 —‏ اء تريلا برسيم مناصفة بين البستان والفيلا حسب المرفقات</w:t>
         <w:br/>
@@ -195,7 +195,7 @@
           <w:b w:val="0"/>
           <w:i w:val="0"/>
         </w:rPr>
-        <w:t>‎Stores~‏ بات البستان من مخازن الدواجن خلال شهرأبريل 2012 م.</w:t>
+        <w:t>.م 2012 ليربأرهش لالخ نجاودلا نزاخم نم ناتسبلا تاب ‏~Stores‎</w:t>
       </w:r>
     </w:p>
     <w:p>
@@ -231,15 +231,15 @@
           <w:b w:val="0"/>
           <w:i w:val="0"/>
         </w:rPr>
-        <w:t>شركة مزرعة وادي فاطمة للدواجن المحدودة</w:t>
+        <w:t>ةدودحملا نجاودلل ةمطاف يداو ةعرزم ةكرش</w:t>
         <w:br/>
         <w:t>شركة ذات مسئولية محدودة</w:t>
         <w:br/>
-        <w:t>رأس المال المدفوع ‎95,6.6٠0.6٠٠‏ ريال سعودي</w:t>
+        <w:t>يدوعس لاير ‏6.6٠0.6٠٠,95‎ عوفدملا لاملا سأر</w:t>
         <w:br/>
         <w:t>‎eed sw‏</w:t>
         <w:br/>
-        <w:t>جدة - المملكة العربية السعودية</w:t>
+        <w:t>ةيدوعسلا ةيبرعلا ةكلمملا - ةدج</w:t>
       </w:r>
     </w:p>
     <w:p>
@@ -254,22 +254,22 @@
         </w:rPr>
         <w:t>التاريخ 1433/06/17 ه</w:t>
         <w:br/>
-        <w:t>الموافق : 2012/05/08 م</w:t>
-      </w:r>
-    </w:p>
-    <w:p>
-      <w:pPr>
-        <w:jc w:val="right"/>
-        <w:bidi/>
-      </w:pPr>
-      <w:r>
-        <w:rPr>
-          <w:b w:val="0"/>
-          <w:i w:val="0"/>
-        </w:rPr>
-        <w:t>سعادة الشيسيغ /أسامة أحمد زينى . 6</w:t>
-        <w:br/>
-        <w:t>الموقر</w:t>
+        <w:t>م 2012/05/08 : قفاوملا</w:t>
+      </w:r>
+    </w:p>
+    <w:p>
+      <w:pPr>
+        <w:jc w:val="right"/>
+        <w:bidi/>
+      </w:pPr>
+      <w:r>
+        <w:rPr>
+          <w:b w:val="0"/>
+          <w:i w:val="0"/>
+        </w:rPr>
+        <w:t>6 . ىنيز دمحأ ةماسأ/ غيسيشلا ةداعس</w:t>
+        <w:br/>
+        <w:t>رقوملا</w:t>
         <w:br/>
         <w:t>تحية طيبة ويعد:</w:t>
         <w:br/>
@@ -305,9 +305,9 @@
           <w:b w:val="0"/>
           <w:i w:val="0"/>
         </w:rPr>
-        <w:t>نرجو التكرم بتعميد الإدارة المالية لأصدار شيك لحسابنا للتسديد</w:t>
-        <w:br/>
-        <w:t>وأستعاضة المصروفات الشهرية للمزرعة.</w:t>
+        <w:t>ديدستلل انباسحل كيش رادصأل ةيلاملا ةرادإلا ديمعتب مركتلا وجرن</w:t>
+        <w:br/>
+        <w:t>.ةعرزملل ةيرهشلا تافورصملا ةضاعتسأو</w:t>
       </w:r>
     </w:p>
     <w:p>
@@ -348,11 +348,11 @@
         </w:rPr>
         <w:t>5 ‏ا‎ 5</w:t>
         <w:br/>
-        <w:t>20453 )0( ‏؟ )+( 6445 - فاكس , 59419516 ؟‎ OMELATY - ‏هاتف , 41960ده‎ - VATS ‏المزرعة . ص.ب :+ 759 - الجموم‎</w:t>
+        <w:t>‎مومجلا - 759 +: ب.ص . ةعرزملا‏ VATS - ‎هد41960 , فتاه‏ - OMELATY ‎؟ 59419516 , سكاف - 6445 )+( ؟‏ )0( 20453</w:t>
         <w:br/>
         <w:t>Farm - P.O. Box : 269 - Al-Jumoom 21926 - Tel. : 00966 (0) 2 5941907 / 5941923 - Fax: 00966 (0) 2 5941915</w:t>
         <w:br/>
-        <w:t>E-mail: info@wadifatimahpoultry.com * ‏يريد الكتروني‎ - Website : www.wadifatimahpoultry.com</w:t>
+        <w:t>www.wadifatimahpoultry.com : Website - ‎ينورتكلا ديري‏ * info@wadifatimahpoultry.com E-mail:</w:t>
       </w:r>
     </w:p>
     <w:p>
@@ -412,20 +412,20 @@
           <w:b w:val="0"/>
           <w:i w:val="0"/>
         </w:rPr>
-        <w:t>بيان القيد: المنصرف على مزرعة ‎ok‏ احمد زينى بالوادى بواسطة مزرعة الدواجن عن شهر ابريل ‎٠١١١‏ الصفحة: ‎١‏</w:t>
-      </w:r>
-    </w:p>
-    <w:p>
-      <w:pPr>
-        <w:jc w:val="right"/>
-        <w:bidi/>
-      </w:pPr>
-      <w:r>
-        <w:rPr>
-          <w:b w:val="0"/>
-          <w:i w:val="0"/>
-        </w:rPr>
-        <w:t>انحا احاح امتح سا حت سك</w:t>
+        <w:t>‏١‎ :ةحفصلا ‏٠١١١‎ ليربا رهش نع نجاودلا ةعرزم ةطساوب ىداولاب ىنيز دمحا ‏ok‎ ةعرزم ىلع فرصنملا :ديقلا نايب</w:t>
+      </w:r>
+    </w:p>
+    <w:p>
+      <w:pPr>
+        <w:jc w:val="right"/>
+        <w:bidi/>
+      </w:pPr>
+      <w:r>
+        <w:rPr>
+          <w:b w:val="0"/>
+          <w:i w:val="0"/>
+        </w:rPr>
+        <w:t>كس تح اس حتما حاحا احنا</w:t>
       </w:r>
     </w:p>
     <w:p>
@@ -496,7 +496,7 @@
           <w:b w:val="0"/>
           <w:i w:val="0"/>
         </w:rPr>
-        <w:t>‏البستان</w:t>
+        <w:t>ناتسبلا‏</w:t>
       </w:r>
     </w:p>
     <w:p>
@@ -522,24 +522,24 @@
           <w:b w:val="0"/>
           <w:i w:val="0"/>
         </w:rPr>
-        <w:t>‏النقص المحسوب فى رواتب أبريل نظير استقطاعات المقدمات*4/2012</w:t>
-        <w:br/>
-        <w:t>ل وقت أضافى لعمالة البستان خلال شهر أبريل 2012 م</w:t>
-      </w:r>
-    </w:p>
-    <w:p>
-      <w:pPr>
-        <w:jc w:val="right"/>
-        <w:bidi/>
-      </w:pPr>
-      <w:r>
-        <w:rPr>
-          <w:b w:val="0"/>
-          <w:i w:val="0"/>
-        </w:rPr>
-        <w:t>‏قات سيارة رنا شابير لجلب الحليب والخضار من وادى فاطمة الى جدة . خلال 4/2012</w:t>
-        <w:br/>
-        <w:t>ل وق اضافى للسيد رنا شابير عن جلب الحليب من الوادى الى جدة .</w:t>
+        <w:t>4/2012*تامدقملا تاعاطقتسا ريظن ليربأ بتاور ىف بوسحملا صقنلا‏</w:t>
+        <w:br/>
+        <w:t>م 2012 ليربأ رهش لالخ ناتسبلا ةلامعل ىفاضأ تقو ل</w:t>
+      </w:r>
+    </w:p>
+    <w:p>
+      <w:pPr>
+        <w:jc w:val="right"/>
+        <w:bidi/>
+      </w:pPr>
+      <w:r>
+        <w:rPr>
+          <w:b w:val="0"/>
+          <w:i w:val="0"/>
+        </w:rPr>
+        <w:t>4/2012 لالخ . ةدج ىلا ةمطاف ىداو نم راضخلاو بيلحلا بلجل ريباش انر ةرايس تاق‏</w:t>
+        <w:br/>
+        <w:t>. ةدج ىلا ىداولا نم بيلحلا بلج نع ريباش انر ديسلل ىفاضا قو ل</w:t>
       </w:r>
     </w:p>
     <w:p>
@@ -565,7 +565,7 @@
           <w:b w:val="0"/>
           <w:i w:val="0"/>
         </w:rPr>
-        <w:t>‏شراء عدد(1) طن شعير من الواجن ف/1965</w:t>
+        <w:t>/1965ف نجاولا نم ريعش نط (1)ددع ءارش‏</w:t>
       </w:r>
     </w:p>
     <w:p>
@@ -604,7 +604,7 @@
           <w:b w:val="0"/>
           <w:i w:val="0"/>
         </w:rPr>
-        <w:t>‏فا طبية للسيد عبد الرحمن محمد عبدالفتاح عبر مستوصف الصاعدى</w:t>
+        <w:t>ىدعاصلا فصوتسم ربع حاتفلادبع دمحم نمحرلا دبع ديسلل ةيبط اف‏</w:t>
       </w:r>
     </w:p>
     <w:p>
@@ -619,22 +619,22 @@
         </w:rPr>
         <w:t>‏اء عبوات من البولستارين للتمر بموجب فاترة -0170</w:t>
         <w:br/>
-        <w:t>أشراء عدد(1) طن شعير من الواجن ف/1966</w:t>
-      </w:r>
-    </w:p>
-    <w:p>
-      <w:pPr>
-        <w:jc w:val="right"/>
-        <w:bidi/>
-      </w:pPr>
-      <w:r>
-        <w:rPr>
-          <w:b w:val="0"/>
-          <w:i w:val="0"/>
-        </w:rPr>
-        <w:t>‏وتركيب علافات الأغنام للصيانة والأصلاح ف/ 0301</w:t>
-        <w:br/>
-        <w:t>اتب عمالة البستان المؤقته عن شهر مايو 2012 م.</w:t>
+        <w:t>/1966ف نجاولا نم ريعش نط (1)ددع ءارشأ</w:t>
+      </w:r>
+    </w:p>
+    <w:p>
+      <w:pPr>
+        <w:jc w:val="right"/>
+        <w:bidi/>
+      </w:pPr>
+      <w:r>
+        <w:rPr>
+          <w:b w:val="0"/>
+          <w:i w:val="0"/>
+        </w:rPr>
+        <w:t>0301 /ف حالصألاو ةنايصلل مانغألا تافالع بيكرتو‏</w:t>
+        <w:br/>
+        <w:t>.م 2012 ويام رهش نع هتقؤملا ناتسبلا ةلامع بتا</w:t>
         <w:br/>
         <w:t>اتب عمالة البستان المنتظمة عن شهر مايو 2012 م.</w:t>
         <w:br/>
@@ -732,15 +732,15 @@
           <w:b w:val="0"/>
           <w:i w:val="0"/>
         </w:rPr>
-        <w:t>شركة مزرعة وآدي ‎dolla‏ للدواجن المحدودة</w:t>
+        <w:t>ةدودحملا نجاودلل ‏dolla‎ يدآو ةعرزم ةكرش</w:t>
         <w:br/>
         <w:t>شركة ذات مسئولية محدودة</w:t>
         <w:br/>
-        <w:t>رأس المال المدفوع ‎59,600,6٠٠‏ ريال سعودي</w:t>
+        <w:t>يدوعس لاير ‏6٠٠,600,59‎ عوفدملا لاملا سأر</w:t>
         <w:br/>
         <w:t>سرت : 0941 ؟ثا ."420</w:t>
         <w:br/>
-        <w:t>- جدة - المملكة العربية السعودية</w:t>
+        <w:t>ةيدوعسلا ةيبرعلا ةكلمملا - ةدج -</w:t>
       </w:r>
     </w:p>
     <w:p>
@@ -755,7 +755,7 @@
         </w:rPr>
         <w:t>التاريخ 1433/07/19 —</w:t>
         <w:br/>
-        <w:t>الموافق : 2012/06/09 م</w:t>
+        <w:t>م 2012/06/09 : قفاوملا</w:t>
       </w:r>
     </w:p>
     <w:p>
@@ -770,7 +770,7 @@
         </w:rPr>
         <w:t>سعادة الشيخ رأ سا مة أحمد زينى . 6</w:t>
         <w:br/>
-        <w:t>الموققر</w:t>
+        <w:t>رققوملا</w:t>
       </w:r>
     </w:p>
     <w:p>
@@ -802,11 +802,11 @@
         <w:br/>
         <w:t>الفا تسعمائة وأحدعشر ريالاو خمسون هلله لاغير مع</w:t>
         <w:br/>
-        <w:t>المستندات الأصلية لذلك .</w:t>
-        <w:br/>
-        <w:t>نرجو التكرم بتعميد الإدارة المالية لأصدار شيك لحسابنا للتتسديد</w:t>
-        <w:br/>
-        <w:t>وأستعاضة المصروفات الشهرية للمزرعة .</w:t>
+        <w:t>. كلذل ةيلصألا تادنتسملا</w:t>
+        <w:br/>
+        <w:t>ديدستتلل انباسحل كيش رادصأل ةيلاملا ةرادإلا ديمعتب مركتلا وجرن</w:t>
+        <w:br/>
+        <w:t>. ةعرزملل ةيرهشلا تافورصملا ةضاعتسأو</w:t>
       </w:r>
     </w:p>
     <w:p>
@@ -847,7 +847,7 @@
         </w:rPr>
         <w:t>ا ا ئ بي</w:t>
         <w:br/>
-        <w:t>المزرعة ؛: ص.ب :559 - الجموم ‎5١975‏ - هاتف , /91419-810ه-8؟419وه 5 (0) ‎١.955‏ - فاكس . 8١5191وه ‎SANT (SDV‏</w:t>
+        <w:t>‏SDV) SANT‎ هو8١5191 . سكاف - ‏١.955‎ (0) 5 هو419؟-8ه/91419-810 , فتاه - ‏5١975‎ مومجلا - :559 ب.ص :؛ ةعرزملا</w:t>
         <w:br/>
         <w:t>‎Farm - P.O. Box : 269 - Al-Jumoom 21926 - Tel. : 00966 (0) 2 5941907 / 5941923 - Fax: 00966 (0) 2 5941915‏</w:t>
         <w:br/>
@@ -922,7 +922,7 @@
           <w:b w:val="0"/>
           <w:i w:val="0"/>
         </w:rPr>
-        <w:t>بيان القيد: المنصرف على مزرعة الوادى بواسطة مزرعقى الدواجن عن شهر مايو؟ ‎7١١‏</w:t>
+        <w:t>‏7١١‎ ؟ويام رهش نع نجاودلا ىقعرزم ةطساوب ىداولا ةعرزم ىلع فرصنملا :ديقلا نايب</w:t>
       </w:r>
     </w:p>
     <w:p>
@@ -948,9 +948,9 @@
           <w:b w:val="0"/>
           <w:i w:val="0"/>
         </w:rPr>
-        <w:t>‎=H‏ وم 15 ات 2 المنصرف على مزرعة الوادى بواسطة</w:t>
-        <w:br/>
-        <w:t>ل ا نا ‎١‏ أشركة مزرعة وادي فاطمة المنصرف على مزرعة الوادى بواسطة</w:t>
+        <w:t>ةطساوب ىداولا ةعرزم ىلع فرصنملا 2 تا 15 مو ‏H=‎</w:t>
+        <w:br/>
+        <w:t>ةطساوب ىداولا ةعرزم ىلع فرصنملا ةمطاف يداو ةعرزم ةكرشأ ‏١‎ ان ا ل</w:t>
       </w:r>
     </w:p>
     <w:p>
@@ -976,7 +976,7 @@
           <w:b w:val="0"/>
           <w:i w:val="0"/>
         </w:rPr>
-        <w:t>‏المدير العام</w:t>
+        <w:t>ماعلا ريدملا‏</w:t>
       </w:r>
     </w:p>
     <w:p>
@@ -1053,7 +1053,7 @@
         <w:br/>
         <w:t>cele ret wae ‏لجيج‎ ene CFI Ra PIGLGEY</w:t>
         <w:br/>
-        <w:t>LOLE Cob 8 gee Re ‏اميس‎ Ty rte STAD eH KP referee erst”</w:t>
+        <w:t>”erst referee KP eH STAD rte Ty ‎سيما‏ Re gee 8 Cob LOLE</w:t>
         <w:br/>
         <w:t>CCLZL ees (QOL) HP ere? IPT AO ree Fit HP (ee IP PLEO</w:t>
         <w:br/>
@@ -1067,7 +1067,7 @@
         <w:br/>
         <w:t>LOLSLO BAL lrrnery ‏كو وحصي‎ iene Intenety ‏مومسم‎ Fig ‏لجوج مسجو لبجم‎</w:t>
         <w:br/>
-        <w:t>9961 rece IEP HO APE ‏مجنم‎ KD PO EF ‏راج‎ 020</w:t>
+        <w:t>020 ‎جار‏ EF PO KD ‎منجم‏ APE HO IEP rece 9961</w:t>
         <w:br/>
         <w:t>ZEQGLO HAL [pert one ints SSeS Hen? oO ieee vO OE-CEPLILIS</w:t>
         <w:br/>
@@ -1136,15 +1136,15 @@
           <w:b w:val="0"/>
           <w:i w:val="0"/>
         </w:rPr>
-        <w:t>شركة مزوعة وآدي قاطمة للدواجن المحدودة</w:t>
+        <w:t>ةدودحملا نجاودلل ةمطاق يدآو ةعوزم ةكرش</w:t>
         <w:br/>
         <w:t>شركة ذات مسئولية محدودة</w:t>
         <w:br/>
-        <w:t>رأس المال المدفوع ‎00000٠٠‏ ريال سعودي</w:t>
+        <w:t>يدوعس لاير ‏00000٠٠‎ عوفدملا لاملا سأر</w:t>
         <w:br/>
         <w:t>سرت :كفا ."42</w:t>
         <w:br/>
-        <w:t>جدة - المملكة العربية السعودية</w:t>
+        <w:t>ةيدوعسلا ةيبرعلا ةكلمملا - ةدج</w:t>
       </w:r>
     </w:p>
     <w:p>
@@ -1159,33 +1159,33 @@
         </w:rPr>
         <w:t>التاريخ 1433/08/21 ه</w:t>
         <w:br/>
-        <w:t>الموافق :2012/07/11 م</w:t>
-      </w:r>
-    </w:p>
-    <w:p>
-      <w:pPr>
-        <w:jc w:val="right"/>
-        <w:bidi/>
-      </w:pPr>
-      <w:r>
-        <w:rPr>
-          <w:b w:val="0"/>
-          <w:i w:val="0"/>
-        </w:rPr>
-        <w:t>سعادة الشيسخ /رأ سا مة أحمد زينى .</w:t>
-      </w:r>
-    </w:p>
-    <w:p>
-      <w:pPr>
-        <w:jc w:val="right"/>
-        <w:bidi/>
-      </w:pPr>
-      <w:r>
-        <w:rPr>
-          <w:b w:val="0"/>
-          <w:i w:val="0"/>
-        </w:rPr>
-        <w:t>الموقر</w:t>
+        <w:t>م :2012/07/11 قفاوملا</w:t>
+      </w:r>
+    </w:p>
+    <w:p>
+      <w:pPr>
+        <w:jc w:val="right"/>
+        <w:bidi/>
+      </w:pPr>
+      <w:r>
+        <w:rPr>
+          <w:b w:val="0"/>
+          <w:i w:val="0"/>
+        </w:rPr>
+        <w:t>. ىنيز دمحأ ةم اس أر/ خسيشلا ةداعس</w:t>
+      </w:r>
+    </w:p>
+    <w:p>
+      <w:pPr>
+        <w:jc w:val="right"/>
+        <w:bidi/>
+      </w:pPr>
+      <w:r>
+        <w:rPr>
+          <w:b w:val="0"/>
+          <w:i w:val="0"/>
+        </w:rPr>
+        <w:t>رقوملا</w:t>
         <w:br/>
         <w:t>تحية طيبة وبعد: 03</w:t>
       </w:r>
@@ -1200,15 +1200,15 @@
           <w:b w:val="0"/>
           <w:i w:val="0"/>
         </w:rPr>
-        <w:t>مرفق لسعادتكم طيه كشفي الحساب لمصروفات البستان و الفيل بالوادي</w:t>
+        <w:t>يداولاب ليفلا و ناتسبلا تافورصمل باسحلا يفشك هيط مكتداعسل قفرم</w:t>
         <w:br/>
         <w:t>عن ‎ped‏ يونيه 2012 م بمبلغ و قدره )70,069.20( سبع ون الفا</w:t>
         <w:br/>
         <w:t>وتسعة وستون ريالاو عشرون هلله لاغير مع المستندات</w:t>
         <w:br/>
-        <w:t>الأصلية وكذا المبيعات من كلا من الأغنام ذوى الأعمار المختلفة</w:t>
-        <w:br/>
-        <w:t>والأفراس الصغيرة باجمالى (170,000.00) مائة وسبع ون الف</w:t>
+        <w:t>ةفلتخملا رامعألا ىوذ مانغألا نم الك نم تاعيبملا اذكو ةيلصألا</w:t>
+        <w:br/>
+        <w:t>فلا نو عبسو ةئام (000.00,170) ىلامجاب ةريغصلا سارفألاو</w:t>
         <w:br/>
         <w:t>ريالا ‎A‏</w:t>
       </w:r>
@@ -1223,20 +1223,20 @@
           <w:b w:val="0"/>
           <w:i w:val="0"/>
         </w:rPr>
-        <w:t>نرجو التكرم بتعميد الإدارة المالية لأصدار شيك لحسابنا للتسديد 4ه ”</w:t>
-      </w:r>
-    </w:p>
-    <w:p>
-      <w:pPr>
-        <w:jc w:val="right"/>
-        <w:bidi/>
-      </w:pPr>
-      <w:r>
-        <w:rPr>
-          <w:b w:val="0"/>
-          <w:i w:val="0"/>
-        </w:rPr>
-        <w:t>وأستعاضة المصروفات الشهرية للمزرعة .</w:t>
+        <w:t>” ه4 ديدستلل انباسحل كيش رادصأل ةيلاملا ةرادإلا ديمعتب مركتلا وجرن</w:t>
+      </w:r>
+    </w:p>
+    <w:p>
+      <w:pPr>
+        <w:jc w:val="right"/>
+        <w:bidi/>
+      </w:pPr>
+      <w:r>
+        <w:rPr>
+          <w:b w:val="0"/>
+          <w:i w:val="0"/>
+        </w:rPr>
+        <w:t>. ةعرزملل ةيرهشلا تافورصملا ةضاعتسأو</w:t>
       </w:r>
     </w:p>
     <w:p>
@@ -1290,7 +1290,7 @@
         </w:rPr>
         <w:t>|؟-#م2لن2ىىلىلبىى صصص يس يطل</w:t>
         <w:br/>
-        <w:t>المزرعة 2 ص.ب + 559 - الجموم ‎5١9175‏ - هاتف , ‎.١09355 (+) 5 5941978 — OMEN GY‏ - فاكس , 17095141916 (0555)0..</w:t>
+        <w:t>0..(0555) 17095141916 , سكاف - ‏GY OMEN — 5941978 5 (+) .١09355‎ , فتاه - ‏5١9175‎ مومجلا - 559 + ب.ص 2 ةعرزملا</w:t>
         <w:br/>
         <w:t>‎Farm - P.O. Box : 269 - Al-Jumoom 21926 - Tel. : 00966 )0( 2 5941907 / 5941923 - Fax: 00966 (0) 2 5941915‏</w:t>
         <w:br/>
@@ -1352,7 +1352,7 @@
           <w:b w:val="0"/>
           <w:i w:val="0"/>
         </w:rPr>
-        <w:t>بيان القيد: المنصرف على مزرعة احمد زينى بالوادى بواسطة مزرعة الدواجن عن شهر يونيو؟ ‎7١1١‏</w:t>
+        <w:t>‏7١1١‎ ؟وينوي رهش نع نجاودلا ةعرزم ةطساوب ىداولاب ىنيز دمحا ةعرزم ىلع فرصنملا :ديقلا نايب</w:t>
       </w:r>
     </w:p>
     <w:p>
@@ -1378,9 +1378,9 @@
           <w:b w:val="0"/>
           <w:i w:val="0"/>
         </w:rPr>
-        <w:t>ليا 4 [مصروقات المزرعة المنصرف على مزرعة احمد زينى بالوادى</w:t>
-        <w:br/>
-        <w:t>ل الداع كيف ‎eed‏ أشركة مزرعة وادي فاطمة المنصرف على مزرعة احمد زينى بالوادى</w:t>
+        <w:t>ىداولاب ىنيز دمحا ةعرزم ىلع فرصنملا ةعرزملا تاقورصم] 4 ايل</w:t>
+        <w:br/>
+        <w:t>ىداولاب ىنيز دمحا ةعرزم ىلع فرصنملا ةمطاف يداو ةعرزم ةكرشأ ‏eed‎ فيك عادلا ل</w:t>
       </w:r>
     </w:p>
     <w:p>
@@ -1453,7 +1453,7 @@
           <w:b w:val="0"/>
           <w:i w:val="0"/>
         </w:rPr>
-        <w:t>[EEO ECE ‏مصعم‎ pry oO re Oy ‏ج0 1ج‎ 4“</w:t>
+        <w:t>“4 ‎ج1 0ج‏ Oy re oO pry ‎معصم‏ ECE EEO]</w:t>
       </w:r>
     </w:p>
     <w:p>
@@ -1507,7 +1507,7 @@
           <w:b w:val="0"/>
           <w:i w:val="0"/>
         </w:rPr>
-        <w:t>امال ‎ycAre‏ صم</w:t>
+        <w:t>مص ‏ycAre‎ لاما</w:t>
       </w:r>
     </w:p>
     <w:p>
@@ -1732,7 +1732,7 @@
           <w:b w:val="0"/>
           <w:i w:val="0"/>
         </w:rPr>
-        <w:t>‏7 ج0 راج مصعم جب وي ‎(Remy cfr” art‏ اسبسرسر خم</w:t>
+        <w:t>مخ رسرسبسا ‏art ”cfr Remy)‎ يو بج معصم جار 0ج 7‏</w:t>
       </w:r>
     </w:p>
     <w:p>
@@ -1811,15 +1811,15 @@
           <w:b w:val="0"/>
           <w:i w:val="0"/>
         </w:rPr>
-        <w:t>شركة مزرعة وآذي قاطمة ‎galgall‏ المحدودة</w:t>
+        <w:t>ةدودحملا ‏galgall‎ ةمطاق يذآو ةعرزم ةكرش</w:t>
         <w:br/>
         <w:t>شركة ذات مسئولية محدودة</w:t>
         <w:br/>
-        <w:t>رأس المال المدفوع ٠٠6٠.0٠.0,6؟‏ ريال سعودي</w:t>
+        <w:t>يدوعس لاير ‏؟6,٠٠6٠.0٠.0 عوفدملا لاملا سأر</w:t>
         <w:br/>
         <w:t>‎Eee ANA su‏</w:t>
         <w:br/>
-        <w:t>جدة - المملكة ‎Ass pat!‏ السعودية</w:t>
+        <w:t>ةيدوعسلا ‏!pat Ass‎ ةكلمملا - ةدج</w:t>
       </w:r>
     </w:p>
     <w:p>
@@ -1834,7 +1834,7 @@
         </w:rPr>
         <w:t>التاريخ 1433/09/23 ه</w:t>
         <w:br/>
-        <w:t>المسوافق :2012/08/11 م</w:t>
+        <w:t>م :2012/08/11 قفاوسملا</w:t>
       </w:r>
     </w:p>
     <w:p>
@@ -1860,7 +1860,7 @@
           <w:b w:val="0"/>
           <w:i w:val="0"/>
         </w:rPr>
-        <w:t>الموقفر</w:t>
+        <w:t>رفقوملا</w:t>
       </w:r>
     </w:p>
     <w:p>
@@ -1894,9 +1894,9 @@
         <w:br/>
         <w:t>لاغير مع المستندات الأصلية.</w:t>
         <w:br/>
-        <w:t>نرجو التكرم بتعميد الإدارة المالية لأصدار شيك لحسابنا للتتسديد</w:t>
-        <w:br/>
-        <w:t>وأستعاضة المصروفات الشهرية للمزرعة.</w:t>
+        <w:t>ديدستتلل انباسحل كيش رادصأل ةيلاملا ةرادإلا ديمعتب مركتلا وجرن</w:t>
+        <w:br/>
+        <w:t>.ةعرزملل ةيرهشلا تافورصملا ةضاعتسأو</w:t>
       </w:r>
     </w:p>
     <w:p>
@@ -1950,11 +1950,11 @@
         </w:rPr>
         <w:t>ساس ص بي بص بصب سه دبي يس سبحب</w:t>
         <w:br/>
-        <w:t>المزرعة . ص.ب + ‎7١59‏ - الجموم ‎5١97‏ - هاتف ‎١9178 — OFENAE Vt‏ :وه ‎ANT (*) Y‏ - فاكس : ‎erat (*) VY 591191١6‏</w:t>
+        <w:t>‏591191١6 VY (*) erat‎ : سكاف - ‏Y (*) ANT‎ هو: ‏Vt OFENAE — ١9178‎ فتاه - ‏5١97‎ مومجلا - ‏7١59‎ + ب.ص . ةعرزملا</w:t>
         <w:br/>
         <w:t>‎Farm - P.O. Box : 269 - Al-Jumoom 21926 - Tel. : 00966 (0) 2 5941907 / 5941923 - Fax: 00966 (0) 2 5941915‏</w:t>
         <w:br/>
-        <w:t>‎Website : www.wadifatimahpoultry.com‏ - يريب الكتروني : ‎E-mail : info@wadifatimahpoultry.com‏</w:t>
+        <w:t>‏info@wadifatimahpoultry.com : E-mail‎ : ينورتكلا بيري - ‏www.wadifatimahpoultry.com : Website‎</w:t>
       </w:r>
     </w:p>
     <w:p>
@@ -1999,35 +1999,35 @@
           <w:b w:val="0"/>
           <w:i w:val="0"/>
         </w:rPr>
-        <w:t>‎التاريخ:  ١48/٠١/١9</w:t>
-      </w:r>
-    </w:p>
-    <w:p>
-      <w:pPr>
-        <w:jc w:val="right"/>
-        <w:bidi/>
-      </w:pPr>
-      <w:r>
-        <w:rPr>
-          <w:b w:val="0"/>
-          <w:i w:val="0"/>
-        </w:rPr>
-        <w:t>المنصرف على مزرعة الوادى بواسطة مزرعة الدواجن عن شهر يوليو؟ ‎7٠١1١‏</w:t>
-      </w:r>
-    </w:p>
-    <w:p>
-      <w:pPr>
-        <w:jc w:val="right"/>
-        <w:bidi/>
-      </w:pPr>
-      <w:r>
-        <w:rPr>
-          <w:b w:val="0"/>
-          <w:i w:val="0"/>
-        </w:rPr>
-        <w:t>المنصرف على مزرعة الوادى بواسطة مزرعة</w:t>
-        <w:br/>
-        <w:t>المنصرف على مزرعة الوادى بواسطة مزرعة</w:t>
+        <w:t>١48/٠١/١9  :خيراتلا‎</w:t>
+      </w:r>
+    </w:p>
+    <w:p>
+      <w:pPr>
+        <w:jc w:val="right"/>
+        <w:bidi/>
+      </w:pPr>
+      <w:r>
+        <w:rPr>
+          <w:b w:val="0"/>
+          <w:i w:val="0"/>
+        </w:rPr>
+        <w:t>‏7٠١1١‎ ؟ويلوي رهش نع نجاودلا ةعرزم ةطساوب ىداولا ةعرزم ىلع فرصنملا</w:t>
+      </w:r>
+    </w:p>
+    <w:p>
+      <w:pPr>
+        <w:jc w:val="right"/>
+        <w:bidi/>
+      </w:pPr>
+      <w:r>
+        <w:rPr>
+          <w:b w:val="0"/>
+          <w:i w:val="0"/>
+        </w:rPr>
+        <w:t>ةعرزم ةطساوب ىداولا ةعرزم ىلع فرصنملا</w:t>
+        <w:br/>
+        <w:t>ةعرزم ةطساوب ىداولا ةعرزم ىلع فرصنملا</w:t>
       </w:r>
     </w:p>
     <w:p>
@@ -2175,7 +2175,7 @@
         <w:br/>
         <w:t>ECE ID (TO HO ED FELD ‏مم6 مجم ويب وك‎ WO ‏7ب كليم‎</w:t>
         <w:br/>
-        <w:t>PRP ‏(ورجم جني سرصم توصب‎ ace ‏عمس‎ oO ete ‏جح مقعم‎</w:t>
+        <w:t>‎معقم حج‏ ete oO ‎سمع‏ ace ‎بصوت مصرس ينج مجرو)‏ PRP</w:t>
       </w:r>
     </w:p>
     <w:p>
@@ -2338,15 +2338,15 @@
           <w:b w:val="0"/>
           <w:i w:val="0"/>
         </w:rPr>
-        <w:t>شركة مزوعة وآذي قاطمة للدواجن المحدودة</w:t>
+        <w:t>ةدودحملا نجاودلل ةمطاق يذآو ةعوزم ةكرش</w:t>
         <w:br/>
         <w:t>شركة ذات مسئولية محدودة</w:t>
         <w:br/>
-        <w:t>رأس المال المدفوع ٠٠6٠.0,5600؟‏ ريال سعودي</w:t>
+        <w:t>يدوعس لاير ‏؟5600,٠٠6٠.0 عوفدملا لاملا سأر</w:t>
         <w:br/>
         <w:t>سرت : ‎bee ANG)‏</w:t>
         <w:br/>
-        <w:t>جدة - المملكة العربية السعودية</w:t>
+        <w:t>ةيدوعسلا ةيبرعلا ةكلمملا - ةدج</w:t>
       </w:r>
     </w:p>
     <w:p>
@@ -2361,7 +2361,7 @@
         </w:rPr>
         <w:t>التاريخ 1433/10/24 ه</w:t>
         <w:br/>
-        <w:t>الموافق :2012/09/11 م</w:t>
+        <w:t>م :2012/09/11 قفاوملا</w:t>
       </w:r>
     </w:p>
     <w:p>
@@ -2376,7 +2376,7 @@
         </w:rPr>
         <w:t>سعادة الشيخ /رأ سا مة أحمد زينى .</w:t>
         <w:br/>
-        <w:t>الموقر</w:t>
+        <w:t>رقوملا</w:t>
       </w:r>
     </w:p>
     <w:p>
@@ -2421,20 +2421,20 @@
           <w:b w:val="0"/>
           <w:i w:val="0"/>
         </w:rPr>
-        <w:t>نرجو التكرم بتعميد الإدارة المالية لأصدار شيك لحسابنا للتسديد</w:t>
-      </w:r>
-    </w:p>
-    <w:p>
-      <w:pPr>
-        <w:jc w:val="right"/>
-        <w:bidi/>
-      </w:pPr>
-      <w:r>
-        <w:rPr>
-          <w:b w:val="0"/>
-          <w:i w:val="0"/>
-        </w:rPr>
-        <w:t>وأستعاضة المصروفات الشهرية للمزرعة . 6</w:t>
+        <w:t>ديدستلل انباسحل كيش رادصأل ةيلاملا ةرادإلا ديمعتب مركتلا وجرن</w:t>
+      </w:r>
+    </w:p>
+    <w:p>
+      <w:pPr>
+        <w:jc w:val="right"/>
+        <w:bidi/>
+      </w:pPr>
+      <w:r>
+        <w:rPr>
+          <w:b w:val="0"/>
+          <w:i w:val="0"/>
+        </w:rPr>
+        <w:t>6 . ةعرزملل ةيرهشلا تافورصملا ةضاعتسأو</w:t>
         <w:br/>
         <w:t>. و ‎[pl sensi‏ بقبول التحية و التقدير 6 6 »</w:t>
         <w:br/>
@@ -2459,11 +2459,11 @@
         </w:rPr>
         <w:t>EE</w:t>
         <w:br/>
-        <w:t>SHAT (CH) 5 595191١8 5 ‏شاكس‎ - ATT (+) ” OMENATY — O9ENAEY , ‏هاتف‎ - "١9157 ‏المزرعة . ص.ب :755 - الجموم‎</w:t>
+        <w:t>‎مومجلا - :755 ب.ص . ةعرزملا‏ ١9157" - ‎فتاه‏ , O9ENAEY — OMENATY ” (+) ATT - ‎سكاش‏ 5 595191١8 5 (CH) SHAT</w:t>
         <w:br/>
         <w:t>Farm - P.O. Box : 269 - Al-Jumoom 21926 - Tel. : 00966 (0) 2 5941907 / 5941923 - Fax: 00966 (0) 2 5941915</w:t>
         <w:br/>
-        <w:t>E-mail : info@wadifatimahpoultry.com : ‏يريد الكتروتي‎ - Website : www.wadifatimahpoultry.com</w:t>
+        <w:t>www.wadifatimahpoultry.com : Website - ‎يتورتكلا ديري‏ : info@wadifatimahpoultry.com : E-mail</w:t>
       </w:r>
     </w:p>
     <w:p>
@@ -2538,7 +2538,7 @@
           <w:b w:val="0"/>
           <w:i w:val="0"/>
         </w:rPr>
-        <w:t>بيان القيد: المنصرف على مزرعة الوادى بواسطة مزرعة الدواجن عن شهر اغسطس ‎٠١١7‏ كالمرفق</w:t>
+        <w:t>قفرملاك ‏٠١١7‎ سطسغا رهش نع نجاودلا ةعرزم ةطساوب ىداولا ةعرزم ىلع فرصنملا :ديقلا نايب</w:t>
       </w:r>
     </w:p>
     <w:p>
@@ -2564,20 +2564,20 @@
           <w:b w:val="0"/>
           <w:i w:val="0"/>
         </w:rPr>
-        <w:t>المنصرف على مزرعة الوادى بواسطة مزرعة</w:t>
-      </w:r>
-    </w:p>
-    <w:p>
-      <w:pPr>
-        <w:jc w:val="right"/>
-        <w:bidi/>
-      </w:pPr>
-      <w:r>
-        <w:rPr>
-          <w:b w:val="0"/>
-          <w:i w:val="0"/>
-        </w:rPr>
-        <w:t>المنصرف على مزرعة الوادى بواسطة مزرعة</w:t>
+        <w:t>ةعرزم ةطساوب ىداولا ةعرزم ىلع فرصنملا</w:t>
+      </w:r>
+    </w:p>
+    <w:p>
+      <w:pPr>
+        <w:jc w:val="right"/>
+        <w:bidi/>
+      </w:pPr>
+      <w:r>
+        <w:rPr>
+          <w:b w:val="0"/>
+          <w:i w:val="0"/>
+        </w:rPr>
+        <w:t>ةعرزم ةطساوب ىداولا ةعرزم ىلع فرصنملا</w:t>
       </w:r>
     </w:p>
     <w:p>
@@ -2620,7 +2620,7 @@
           <w:b w:val="0"/>
           <w:i w:val="0"/>
         </w:rPr>
-        <w:t>‏© يحيسم ‎emt pete‏ سب سو ‎FRET‏ سبي بم بحام و مسر</w:t>
+        <w:t>رسم و ماحب مب يبس ‏FRET‎ وس بس ‏pete emt‎ مسيحي ©‏</w:t>
       </w:r>
     </w:p>
     <w:p>
@@ -2687,7 +2687,7 @@
           <w:b w:val="0"/>
           <w:i w:val="0"/>
         </w:rPr>
-        <w:t>‎DPD ‏رساو سي‎ BK 9? ips ‏كي‎ Fr ‏جل صمي وم جني ؟ كبام‎ L0Z/6"</w:t>
+        <w:t>"L0Z/6 ‎مابك ؟ ينج مو يمص لج‏ Fr ‎يك‏ ips ?9 BK ‎يس واسر‏ DPD‎</w:t>
         <w:br/>
         <w:t>‏-وز6 ,0 وي ص عجوم وس موسيم‎ 7|106</w:t>
       </w:r>
@@ -3013,15 +3013,15 @@
         </w:rPr>
         <w:t>[صفحة 2 - OCR]</w:t>
         <w:br/>
-        <w:t>‎dS pits‏ مزوعة وآدي قاطمة للدواجن المحدودة</w:t>
+        <w:t>ةدودحملا نجاودلل ةمطاق يدآو ةعوزم ‏pits dS‎</w:t>
         <w:br/>
         <w:t>شركة ذات مسئولية محدودة</w:t>
         <w:br/>
-        <w:t>رأس المال المدفوع ‎VO, reyes‏ ريال سعودي</w:t>
+        <w:t>يدوعس لاير ‏reyes ,VO‎ عوفدملا لاملا سأر</w:t>
         <w:br/>
         <w:t>‎Eee AN Se‏</w:t>
         <w:br/>
-        <w:t>جدة - المملكة العربية السعودية</w:t>
+        <w:t>ةيدوعسلا ةيبرعلا ةكلمملا - ةدج</w:t>
       </w:r>
     </w:p>
     <w:p>
@@ -3057,7 +3057,7 @@
         </w:rPr>
         <w:t>‏التاريخ 1433/11/23 هل</w:t>
         <w:br/>
-        <w:t>الموافق : 2012/10/09 م</w:t>
+        <w:t>م 2012/10/09 : قفاوملا</w:t>
       </w:r>
     </w:p>
     <w:p>
@@ -3096,7 +3096,7 @@
           <w:b w:val="0"/>
           <w:i w:val="0"/>
         </w:rPr>
-        <w:t>‏الموقفر</w:t>
+        <w:t>رفقوملا‏</w:t>
       </w:r>
     </w:p>
     <w:p>
@@ -3141,9 +3141,9 @@
           <w:b w:val="0"/>
           <w:i w:val="0"/>
         </w:rPr>
-        <w:t>‏نرج و التكرم بتعميد الإدارة المالية لأصدار شيك لحسابنا للتسديد</w:t>
-        <w:br/>
-        <w:t>وأستعاضة المصروفات الشهرية للمزرعة.</w:t>
+        <w:t>ديدستلل انباسحل كيش رادصأل ةيلاملا ةرادإلا ديمعتب مركتلا و جرن‏</w:t>
+        <w:br/>
+        <w:t>.ةعرزملل ةيرهشلا تافورصملا ةضاعتسأو</w:t>
       </w:r>
     </w:p>
     <w:p>
@@ -3169,13 +3169,13 @@
           <w:b w:val="0"/>
           <w:i w:val="0"/>
         </w:rPr>
-        <w:t>‏١س‏ يسيس ب الب اسم</w:t>
-        <w:br/>
-        <w:t>المزرعة : ص.ب + 559 - الجموم ‎VUATT‏ هاتف ‎ATT (+) OMEVATY - OM ETA EVs‏ - فاكس . 6١١415ؤه‏ ؟095535)0(1:</w:t>
+        <w:t>مسا بلا ب سيسي ‏س١‏</w:t>
+        <w:br/>
+        <w:t>1:)0(095535؟ ‏هؤ6١١415 . سكاف - ‏EVs ETA OM - OMEVATY (+) ATT‎ فتاه ‏VUATT‎ مومجلا - 559 + ب.ص : ةعرزملا</w:t>
         <w:br/>
         <w:t>‎Farm - P.O. Box : 269 - Al-Jumoom 21926 - Tel. : 00966 (0) 2 5941907 / 5941923 - Fax: 00966 (0) 2 5941915‏</w:t>
         <w:br/>
-        <w:t>‎Website : www.wadifatimahpoultry.com‏ - يريد الكتروتي : ‎E-mail : info@wadifatimahpoultry.com‏</w:t>
+        <w:t>‏info@wadifatimahpoultry.com : E-mail‎ : يتورتكلا ديري - ‏www.wadifatimahpoultry.com : Website‎</w:t>
       </w:r>
     </w:p>
     <w:p>
@@ -3233,7 +3233,7 @@
           <w:b w:val="0"/>
           <w:i w:val="0"/>
         </w:rPr>
-        <w:t>بيانن القيد: المنصرف على مزرعة احمد زينى بالوادى عن شهر سبتمبر؟ ‎٠١١‏ بواسطة مزرعة الدواجن الصفحة: \</w:t>
+        <w:t>\ :ةحفصلا نجاودلا ةعرزم ةطساوب ‏٠١١‎ ؟ربمتبس رهش نع ىداولاب ىنيز دمحا ةعرزم ىلع فرصنملا :ديقلا ننايب</w:t>
       </w:r>
     </w:p>
     <w:p>
@@ -3319,11 +3319,11 @@
           <w:b w:val="0"/>
           <w:i w:val="0"/>
         </w:rPr>
-        <w:t>9773 &gt; أراتب د/بشار عمر استشارى الأغنام عن شهر أكتوبر 2011م .</w:t>
-        <w:br/>
-        <w:t>10032 ,إراتب دإبشار عمر استشارى الأغنام عن شهر نوفمبر 2011م .</w:t>
-        <w:br/>
-        <w:t>‎١ 28‏ أبدل وقت أضافى لعمالة البستان عن شهر نوفمبر 2011م</w:t>
+        <w:t>. م2011 ربوتكأ رهش نع مانغألا ىراشتسا رمع راشب/د بتارأ &lt; 9773</w:t>
+        <w:br/>
+        <w:t>. م2011 ربمفون رهش نع مانغألا ىراشتسا رمع راشبإد بتارإ, 10032</w:t>
+        <w:br/>
+        <w:t>م2011 ربمفون رهش نع ناتسبلا ةلامعل ىفاضأ تقو لدبأ ‏28 ١‎</w:t>
         <w:br/>
         <w:t>‎٠ 10111 03.12.2011‏ أمصروفات طبية للسيد كريم بخش وفقا للمرفقات .</w:t>
         <w:br/>
@@ -3418,7 +3418,7 @@
         </w:rPr>
         <w:t>[صفحة 2 - OCR]</w:t>
         <w:br/>
-        <w:t>شركة مؤزوعة وآدي قاطمة للدواجن المحدودة</w:t>
+        <w:t>ةدودحملا نجاودلل ةمطاق يدآو ةعوزؤم ةكرش</w:t>
       </w:r>
     </w:p>
     <w:p>
@@ -3465,11 +3465,11 @@
           <w:b w:val="0"/>
           <w:i w:val="0"/>
         </w:rPr>
-        <w:t>رأس المال المدفوع ‎٠٠0٠٠‏ ريال سعودي</w:t>
+        <w:t>يدوعس لاير ‏٠٠0٠٠‎ عوفدملا لاملا سأر</w:t>
         <w:br/>
         <w:t>‎ee ANd se‏</w:t>
         <w:br/>
-        <w:t>جدة - المملكة العربية السعودية</w:t>
+        <w:t>ةيدوعسلا ةيبرعلا ةكلمملا - ةدج</w:t>
       </w:r>
     </w:p>
     <w:p>
@@ -3484,7 +3484,7 @@
         </w:rPr>
         <w:t>التاريخ 1433/02/20 ه</w:t>
         <w:br/>
-        <w:t>الموافق : 2012/01/14 م</w:t>
+        <w:t>م 2012/01/14 : قفاوملا</w:t>
       </w:r>
     </w:p>
     <w:p>
@@ -3542,7 +3542,7 @@
           <w:b w:val="0"/>
           <w:i w:val="0"/>
         </w:rPr>
-        <w:t>نرجو التكرم بتعميد الإدارة المالية لقيد المبلغ لحسابنا بطرفكم و ‎LSS)‏</w:t>
+        <w:t>‏(LSS‎ و مكفرطب انباسحل غلبملا ديقل ةيلاملا ةرادإلا ديمعتب مركتلا وجرن</w:t>
       </w:r>
     </w:p>
     <w:p>
@@ -3598,11 +3598,11 @@
         </w:rPr>
         <w:t>—— eee</w:t>
         <w:br/>
-        <w:t>TANT ‏الواح د — لتم نل ل اعلا ل ليك ليد رصا‎ (5) F OMEVAYY — OMENASY ‏للحت ل‎ — VIVANT agent! — VIN Oo: ‏المزرعة‎</w:t>
+        <w:t>‎ةعرزملا‏ Oo: VIN — !agent VIVANT — ‎ل تحلل‏ OMENASY — OMEVAYY F (5) ‎اصر ديل كيل ل العا ل لن متل — د حاولا‏ TANT</w:t>
         <w:br/>
         <w:t>‎Farm - P.O. Box : 269 - Al-Jumoom 21926 - Tel. : 00966 (0) 2 5941907 / 5941923 - Fax: 00966 (0) 2 5941915</w:t>
         <w:br/>
-        <w:t>E-mail : info@wadifatimahpoultry.com : ‏بريد الكتروني‎ - Website : www.wadifatimahpoultry.com</w:t>
+        <w:t>www.wadifatimahpoultry.com : Website - ‎ينورتكلا ديرب‏ : info@wadifatimahpoultry.com : E-mail</w:t>
       </w:r>
     </w:p>
     <w:p>
@@ -3677,22 +3677,22 @@
         </w:rPr>
         <w:t>التاريخ: ‏ 0./"./مم؛١؟‏</w:t>
         <w:br/>
-        <w:t>بيان القيد:</w:t>
-      </w:r>
-    </w:p>
-    <w:p>
-      <w:pPr>
-        <w:jc w:val="right"/>
-        <w:bidi/>
-      </w:pPr>
-      <w:r>
-        <w:rPr>
-          <w:b w:val="0"/>
-          <w:i w:val="0"/>
-        </w:rPr>
-        <w:t>١ ‏الصفحة:‎ VY ‏بواسطة مزرعة الدواجن عن شهر ديسمبر‎ So</w:t>
-        <w:br/>
-        <w:t>- ‏الات مصروفات المزرعة المنصرف على مزرعة احمد زينى بالوادى‎ Met</w:t>
+        <w:t>:ديقلا نايب</w:t>
+      </w:r>
+    </w:p>
+    <w:p>
+      <w:pPr>
+        <w:jc w:val="right"/>
+        <w:bidi/>
+      </w:pPr>
+      <w:r>
+        <w:rPr>
+          <w:b w:val="0"/>
+          <w:i w:val="0"/>
+        </w:rPr>
+        <w:t>So ‎ربمسيد رهش نع نجاودلا ةعرزم ةطساوب‏ VY ‎:ةحفصلا‏ ١</w:t>
+        <w:br/>
+        <w:t>Met ‎ىداولاب ىنيز دمحا ةعرزم ىلع فرصنملا ةعرزملا تافورصم تالا‏ -</w:t>
       </w:r>
     </w:p>
     <w:p>
@@ -3754,15 +3754,15 @@
         <w:br/>
         <w:t>02.01.2012 &gt; 10432 أدوية وذاكرة مضيئة للبستان فاتورة رقم 0054 &amp; 077782 90.00</w:t>
         <w:br/>
-        <w:t>02.01.2012 - 10434 بدل وقت أضافى لعمالة البستان عن شهر ديسمبر 2011 م . -}1,448.00</w:t>
+        <w:t>448.00,1{- . م 2011 ربمسيد رهش نع ناتسبلا ةلامعل ىفاضأ تقو لدب 10434 - 02.01.2012</w:t>
         <w:br/>
         <w:t>07.01.2012 - 10489 أدوية للأغنام فاتورة رقم-0107 -|435.00</w:t>
         <w:br/>
-        <w:t>09.01.2012 .10502 شراء عدد(25) ‎AN,‏ قصب للجمال والأغنام وعدد(2) كيس سماد ف/18043 -]920.00</w:t>
+        <w:t>920.00[- /18043ف دامس سيك (2)ددعو مانغألاو لامجلل بصق ‏,AN‎ (25)ددع ءارش .10502 09.01.2012</w:t>
         <w:br/>
         <w:t>10.01.2012 -10508 محروقات البستان من ديزل خلال شهر ديسمبر 2011 م . -30.00</w:t>
         <w:br/>
-        <w:t>12.01.2012 -10529 أدوية للأغنام ومنظفات للبستان حسب الفواتير المرفقة . -]82.00</w:t>
+        <w:t>82.00[- . ةقفرملا ريتاوفلا بسح ناتسبلل تافظنمو مانغألل ةيودأ -10529 12.01.2012</w:t>
         <w:br/>
         <w:t>‎GEN 0000277 15.01.2012‏ أتامينات أجتماعية للسادة كلا من على ويوسف زينى وعبدالرحمن محمد 2/1433 “1,084.00</w:t>
         <w:br/>
@@ -3872,7 +3872,7 @@
         </w:rPr>
         <w:t>‎. ‏البستان من بترول خلال شهريناير 2012 م‎ Gilly par</w:t>
         <w:br/>
-        <w:t>. ‏ممسحوبات البستان من قطع غيار الدواجن خلال شهر يناير 2012 م‎</w:t>
+        <w:t>‎م 2012 رياني رهش لالخ نجاودلا رايغ عطق نم ناتسبلا تابوحسمم‏ .</w:t>
       </w:r>
     </w:p>
     <w:p>
@@ -3941,7 +3941,7 @@
           <w:b w:val="0"/>
           <w:i w:val="0"/>
         </w:rPr>
-        <w:t>‏البستان</w:t>
+        <w:t>ناتسبلا‏</w:t>
         <w:br/>
         <w:t>‎Garden‏</w:t>
       </w:r>
@@ -3992,15 +3992,15 @@
           <w:b w:val="0"/>
           <w:i w:val="0"/>
         </w:rPr>
-        <w:t>شركة مزرعة وآدي قاطمة للدواجن المحدودة</w:t>
+        <w:t>ةدودحملا نجاودلل ةمطاق يدآو ةعرزم ةكرش</w:t>
         <w:br/>
         <w:t>شركة ذات مسئولية محدودة</w:t>
         <w:br/>
-        <w:t>رأس المال المدفوع ٠٠0,6٠0,.006؟‏ ريال سعودي</w:t>
+        <w:t>يدوعس لاير ‏؟.006,6٠0,٠٠0 عوفدملا لاملا سأر</w:t>
         <w:br/>
         <w:t>سيت ‎bee Ate dd‏</w:t>
         <w:br/>
-        <w:t>جدة — المملكة العربية السعودية</w:t>
+        <w:t>ةيدوعسلا ةيبرعلا ةكلمملا — ةدج</w:t>
       </w:r>
     </w:p>
     <w:p>
@@ -4015,7 +4015,7 @@
         </w:rPr>
         <w:t>التاريخ 1433/03/21 ه</w:t>
         <w:br/>
-        <w:t>الموافق : 2012/02/13 م</w:t>
+        <w:t>م 2012/02/13 : قفاوملا</w:t>
       </w:r>
     </w:p>
     <w:p>
@@ -4030,7 +4030,7 @@
         </w:rPr>
         <w:t>سعادة الشيخ / | ‎Lee‏ مة أحمد زينى .</w:t>
         <w:br/>
-        <w:t>الموققر</w:t>
+        <w:t>رققوملا</w:t>
       </w:r>
     </w:p>
     <w:p>
@@ -4097,20 +4097,20 @@
         </w:rPr>
         <w:t>سم ‎AS ALAN) has‏ ل</w:t>
         <w:br/>
-        <w:t>نرجو التكرم بتعميد الإدارة المالية لأصدار شيك لحسابنا للتسديد</w:t>
-      </w:r>
-    </w:p>
-    <w:p>
-      <w:pPr>
-        <w:jc w:val="right"/>
-        <w:bidi/>
-      </w:pPr>
-      <w:r>
-        <w:rPr>
-          <w:b w:val="0"/>
-          <w:i w:val="0"/>
-        </w:rPr>
-        <w:t>وأستعاضة المصروفات الشهرية للمزرعة .</w:t>
+        <w:t>ديدستلل انباسحل كيش رادصأل ةيلاملا ةرادإلا ديمعتب مركتلا وجرن</w:t>
+      </w:r>
+    </w:p>
+    <w:p>
+      <w:pPr>
+        <w:jc w:val="right"/>
+        <w:bidi/>
+      </w:pPr>
+      <w:r>
+        <w:rPr>
+          <w:b w:val="0"/>
+          <w:i w:val="0"/>
+        </w:rPr>
+        <w:t>. ةعرزملل ةيرهشلا تافورصملا ةضاعتسأو</w:t>
       </w:r>
     </w:p>
     <w:p>
@@ -4136,11 +4136,11 @@
           <w:b w:val="0"/>
           <w:i w:val="0"/>
         </w:rPr>
-        <w:t>STANT (HF) VY 5955191١6 . ‏فاكس‎ - FATT (+) 7 591191“ 6591519810 . ‏هاتف‎ - 5١917“ ‏المزرعة : ص.ب : 559 - الجموم‎</w:t>
+        <w:t>‎مومجلا - 559 : ب.ص : ةعرزملا‏ “5١917 - ‎فتاه‏ . 6591519810 “591191 7 (+) FATT - ‎سكاف‏ . 5955191١6 VY (HF) STANT</w:t>
         <w:br/>
         <w:t>Farm - P.O. Box : 269 - Al-Jumoom 21926 - Tel. : 00966 (0) 2 5941907 / 5941923 - Fax: 00966 )0( 5941915</w:t>
         <w:br/>
-        <w:t>E-mail : info@wadifatimahpoultry.com : ‏بريد الكتروني‎ - Website : www.wadifatimahpoultry.com</w:t>
+        <w:t>www.wadifatimahpoultry.com : Website - ‎ينورتكلا ديرب‏ : info@wadifatimahpoultry.com : E-mail</w:t>
       </w:r>
     </w:p>
     <w:p>
@@ -4228,7 +4228,7 @@
           <w:b w:val="0"/>
           <w:i w:val="0"/>
         </w:rPr>
-        <w:t>المنصرف على مزرعة الوادى عن شهر يناير ‎٠١١7‏ بواسطة مزرعة الدواجن الصفحة: ‎١‏</w:t>
+        <w:t>‏١‎ :ةحفصلا نجاودلا ةعرزم ةطساوب ‏٠١١7‎ رياني رهش نع ىداولا ةعرزم ىلع فرصنملا</w:t>
       </w:r>
     </w:p>
     <w:p>
@@ -4260,7 +4260,7 @@
         <w:br/>
         <w:t>[صفحة 1 - OCR]</w:t>
         <w:br/>
-        <w:t>SHEIKH AHMED ZAINYS FARM ACCOUNT - GARDEN. ‏مزرعة الشيسخ أحمد زينى‎</w:t>
+        <w:t>‎ىنيز دمحأ خسيشلا ةعرزم‏ GARDEN. - ACCOUNT FARM ZAINYS AHMED SHEIKH</w:t>
       </w:r>
     </w:p>
     <w:p>
@@ -4303,15 +4303,15 @@
         </w:rPr>
         <w:t>- 10626 راتب د/ بشار استشارى ‎ALE‏ عن شهر يناير 2012م</w:t>
         <w:br/>
-        <w:t>-10732 بدل وقت أضافى للسيد عبدالله لتوصيل الحليب والخضار الى جدة من الوادى 1/2012م</w:t>
+        <w:t>م1/2012 ىداولا نم ةدج ىلا راضخلاو بيلحلا ليصوتل هللادبع ديسلل ىفاضأ تقو لدب -10732</w:t>
         <w:br/>
         <w:t>- 28/000028 أمصروفات ‎FAL‏ وكهرباء للبستان عن الفترة من 1/3/1433-1/2 1</w:t>
         <w:br/>
-        <w:t>- 10767 مصروفات طبية للسيد عبدالزحمن عبدالفتاح خلال الصباعدى</w:t>
-        <w:br/>
-        <w:t>107812 امحروقات البستان من ديزل خلال شهؤ يناير 2012م</w:t>
-        <w:br/>
-        <w:t>- 10793 . أمصروفات طبية للسيد جبرالله خلال الصاعدى حسب المرفق</w:t>
+        <w:t>ىدعابصلا لالخ حاتفلادبع نمحزلادبع ديسلل ةيبط تافورصم 10767 -</w:t>
+        <w:br/>
+        <w:t>م2012 رياني ؤهش لالخ لزيد نم ناتسبلا تاقورحما 107812</w:t>
+        <w:br/>
+        <w:t>قفرملا بسح ىدعاصلا لالخ هللاربج ديسلل ةيبط تافورصمأ . 10793 -</w:t>
         <w:br/>
         <w:t>1954 اشراء عدد)1) طن علف شعير من الدواجن ف/1954</w:t>
         <w:br/>
@@ -4321,15 +4321,15 @@
         <w:br/>
         <w:t>- 5100007102.م أنصيب البستان من تويلا برسيم مناصفة بينه والفيلا</w:t>
         <w:br/>
-        <w:t>- 10813 امصروفات أصلاح وصيانة لبيب البستان ف/0183</w:t>
+        <w:t>/0183ف ناتسبلا بيبل ةنايصو حالصأ تافورصما 10813 -</w:t>
         <w:br/>
         <w:t>- 10812 شراء قصب ‎By)‏ عدف للجمال فاتورة رقم-34912</w:t>
         <w:br/>
         <w:t>-10846 أجازة مدفوعة ‎peal‏ غلام قإدر 48.36 يوم حسب المرفقات</w:t>
         <w:br/>
-        <w:t>-10850 شراء لقحات للأغنام فتورة ,0070-4</w:t>
-        <w:br/>
-        <w:t>-10851 رسوم خروج وعوبة للسيد غلام قادر بيد السيد سلطان زينى</w:t>
+        <w:t>0070-4, ةروتف مانغألل تاحقل ءارش -10850</w:t>
+        <w:br/>
+        <w:t>ىنيز ناطلس ديسلا ديب رداق مالغ ديسلل ةبوعو جورخ موسر -10851</w:t>
         <w:br/>
         <w:t>- 10874 اشراء كذكرة ‎yl‏ للسيد غلام قادر كالمرفقات</w:t>
         <w:br/>
@@ -4341,11 +4341,11 @@
         <w:br/>
         <w:t>‎Jay 40946 -‏ وقت أضمافي ‎Aged‏ البستان عن شهر فبراير 2012م</w:t>
         <w:br/>
-        <w:t>- 10956 رواتب العمالة المؤقته للبستان عن شهر فبراير 2012م</w:t>
+        <w:t>م2012 رياربف رهش نع ناتسبلل هتقؤملا ةلامعلا بتاور 10956 -</w:t>
         <w:br/>
         <w:t>10962 إرواتب العساقية المنتظمة للبستإن ‏ عن شهر فبراير 2012م</w:t>
         <w:br/>
-        <w:t>- مسحوبات البسستان بن قطع غوار الدواجن خلا نهر فبراير 2012م</w:t>
+        <w:t>م2012 رياربف رهن الخ نجاودلا راوغ عطق نب ناتسسبلا تابوحسم -</w:t>
         <w:br/>
         <w:t>‎dv.-14179 -‏</w:t>
       </w:r>
@@ -4364,7 +4364,7 @@
         <w:br/>
         <w:t>‏لاد‎ bras</w:t>
         <w:br/>
-        <w:t>Sel? ‏الل‎</w:t>
+        <w:t>‎للا‏ ?Sel</w:t>
         <w:br/>
         <w:t>‎Dr.Qhald S.Baéoum</w:t>
         <w:br/>
@@ -4404,7 +4404,7 @@
           <w:b w:val="0"/>
           <w:i w:val="0"/>
         </w:rPr>
-        <w:t>شركة مزرعة ه وآذي قاطمة للدواجن المحدودة</w:t>
+        <w:t>ةدودحملا نجاودلل ةمطاق يذآو ه ةعرزم ةكرش</w:t>
       </w:r>
     </w:p>
     <w:p>
@@ -4419,11 +4419,11 @@
         </w:rPr>
         <w:t>شركة ذات مسئولية محدودة</w:t>
         <w:br/>
-        <w:t>رأس المال المدفوع ٠٠6٠.0٠..,9؟‏ ريال سعودي</w:t>
+        <w:t>يدوعس لاير ‏؟9,٠٠6٠.0٠.. عوفدملا لاملا سأر</w:t>
         <w:br/>
         <w:t>‎re eee‏</w:t>
         <w:br/>
-        <w:t>جدة - المملكة العربية السعودية</w:t>
+        <w:t>ةيدوعسلا ةيبرعلا ةكلمملا - ةدج</w:t>
       </w:r>
     </w:p>
     <w:p>
@@ -4438,7 +4438,7 @@
         </w:rPr>
         <w:t>التاريخ 1433/04/20 ه</w:t>
         <w:br/>
-        <w:t>الموافق : 2012/03/13 م</w:t>
+        <w:t>م 2012/03/13 : قفاوملا</w:t>
       </w:r>
     </w:p>
     <w:p>
@@ -4464,7 +4464,7 @@
           <w:b w:val="0"/>
           <w:i w:val="0"/>
         </w:rPr>
-        <w:t>الموققر ْ</w:t>
+        <w:t>ْ رققوملا</w:t>
         <w:br/>
         <w:t>تحية طيبة وبعد: ©</w:t>
       </w:r>
@@ -4485,11 +4485,11 @@
         <w:br/>
         <w:t>وثمانون الفا وسبيعمائة وستةرياسالاوثلاثة وسبعون</w:t>
         <w:br/>
-        <w:t>هلله لاغير مع المسبتندات الأصلية لذلك .</w:t>
-        <w:br/>
-        <w:t>نرجو التكرم ‎aaa‏ الإدارة المالية لأصدار شيك لحسابنا ‎sg‏</w:t>
-        <w:br/>
-        <w:t>‏وأستعاضة المصروفات الشهرية للمزرعلة.. '</w:t>
+        <w:t>. كلذل ةيلصألا تادنتبسملا عم ريغال هلله</w:t>
+        <w:br/>
+        <w:t>‏sg‎ انباسحل كيش رادصأل ةيلاملا ةرادإلا ‏aaa‎ مركتلا وجرن</w:t>
+        <w:br/>
+        <w:t>' ..ةلعرزملل ةيرهشلا تافورصملا ةضاعتسأو‏</w:t>
       </w:r>
     </w:p>
     <w:p>
@@ -4517,11 +4517,11 @@
         </w:rPr>
         <w:t>آذآ ا ص سي</w:t>
         <w:br/>
-        <w:t>المزرعه :ا ص.ب :555 - الجموم ‎5١97‏ - هاتف ¢ ‎ANT (+) Y OVEVAYY — C4ENGEY‏ - فاكس ‎ai a a (+) VOUEVANG s‏</w:t>
+        <w:t>‏s VOUEVANG (+) a a ai‎ سكاف - ‏C4ENGEY — OVEVAYY Y (+) ANT‎ ¢ فتاه - ‏5١97‎ مومجلا - :555 ب.ص ا: هعرزملا</w:t>
         <w:br/>
         <w:t>‎Farm - P.O. Box : 269 - Al-Jumoom 21926 - Tel. : 00966 (0) 2 5941907 / 5941923 - Fax: 00966 (0) 2 5941915‏</w:t>
         <w:br/>
-        <w:t>‎Website : www.wadifatimahpoultry.com‏ - يريد الكتروتي : ‎E-mail : info@wadifatimahpoultry.com‏</w:t>
+        <w:t>‏info@wadifatimahpoultry.com : E-mail‎ : يتورتكلا ديري - ‏www.wadifatimahpoultry.com : Website‎</w:t>
       </w:r>
     </w:p>
     <w:p>
@@ -4592,7 +4592,7 @@
         </w:rPr>
         <w:t>رقم القيد: 79</w:t>
         <w:br/>
-        <w:t>بينن القيد:</w:t>
+        <w:t>:ديقلا ننيب</w:t>
       </w:r>
     </w:p>
     <w:p>
@@ -4633,20 +4633,20 @@
           <w:b w:val="0"/>
           <w:i w:val="0"/>
         </w:rPr>
-        <w:t>VEVHfe ITV ‏التاريسخ:‎</w:t>
-      </w:r>
-    </w:p>
-    <w:p>
-      <w:pPr>
-        <w:jc w:val="right"/>
-        <w:bidi/>
-      </w:pPr>
-      <w:r>
-        <w:rPr>
-          <w:b w:val="0"/>
-          <w:i w:val="0"/>
-        </w:rPr>
-        <w:t>‎aaa ————‏ الدواجن الصفحة: 0</w:t>
+        <w:t>‎:خسيراتلا‏ ITV VEVHfe</w:t>
+      </w:r>
+    </w:p>
+    <w:p>
+      <w:pPr>
+        <w:jc w:val="right"/>
+        <w:bidi/>
+      </w:pPr>
+      <w:r>
+        <w:rPr>
+          <w:b w:val="0"/>
+          <w:i w:val="0"/>
+        </w:rPr>
+        <w:t>0 :ةحفصلا نجاودلا ‏———— aaa‎</w:t>
       </w:r>
     </w:p>
     <w:p>
@@ -4762,15 +4762,15 @@
           <w:b w:val="0"/>
           <w:i w:val="0"/>
         </w:rPr>
-        <w:t>شركة مزوعة وآدي قاطمة للدواجن المحدودة</w:t>
+        <w:t>ةدودحملا نجاودلل ةمطاق يدآو ةعوزم ةكرش</w:t>
         <w:br/>
         <w:t>شركة ذات مسئولية محدودة</w:t>
         <w:br/>
-        <w:t>رأس المال المدفوع ٠6٠5,.2.0.6,6؟‏ ريال سعودي</w:t>
+        <w:t>يدوعس لاير ‏؟6,.2.0.6,٠6٠5 عوفدملا لاملا سأر</w:t>
         <w:br/>
         <w:t>سرت ‎bP ATA‏</w:t>
         <w:br/>
-        <w:t>جدة - المملكة العربية السعودية</w:t>
+        <w:t>ةيدوعسلا ةيبرعلا ةكلمملا - ةدج</w:t>
       </w:r>
     </w:p>
     <w:p>
@@ -4785,7 +4785,7 @@
         </w:rPr>
         <w:t>التاريخ 1433/05/15 ه</w:t>
         <w:br/>
-        <w:t>الموافق : 2012/04/07 م</w:t>
+        <w:t>م 2012/04/07 : قفاوملا</w:t>
       </w:r>
     </w:p>
     <w:p>
@@ -4811,7 +4811,7 @@
           <w:b w:val="0"/>
           <w:i w:val="0"/>
         </w:rPr>
-        <w:t>الموقر</w:t>
+        <w:t>رقوملا</w:t>
       </w:r>
     </w:p>
     <w:p>
@@ -4845,9 +4845,9 @@
         <w:br/>
         <w:t>لاغير مع المستندات الأصلية لذلك .</w:t>
         <w:br/>
-        <w:t>نرجو التكرم بتعميد الإدارة المالية لأصدار شيك لحسابنا للتسديد</w:t>
-        <w:br/>
-        <w:t>وأستعاضة المصروفات الشهرية للمزرعة .</w:t>
+        <w:t>ديدستلل انباسحل كيش رادصأل ةيلاملا ةرادإلا ديمعتب مركتلا وجرن</w:t>
+        <w:br/>
+        <w:t>. ةعرزملل ةيرهشلا تافورصملا ةضاعتسأو</w:t>
       </w:r>
     </w:p>
     <w:p>
@@ -4888,11 +4888,11 @@
         </w:rPr>
         <w:t>Eee ‏ا‎</w:t>
         <w:br/>
-        <w:t>‎TANT (+) 1 OMEVAV , ‏فاكس‎ - ANT (+) 17554195 - 59419010 , ‏هاتف‎ - VIVANT ‏المزرعة . ص.ب :+ 759 - الجموم‎</w:t>
+        <w:t>‎مومجلا - 759 +: ب.ص . ةعرزملا‏ VIVANT - ‎فتاه‏ , 59419010 - 17554195 (+) ANT - ‎سكاف‏ , OMEVAV 1 (+) TANT‎</w:t>
         <w:br/>
         <w:t>Farm - P.O. Box : 269 - Al-Jumoom 21926 - Tel. : 00966 (0) 2 5941907 / 5941923 - Fax: 00966 (0) 2 5941915</w:t>
         <w:br/>
-        <w:t>E-mail : info@wadifatimahpoultry.com ‏بريد الكتروتي د‎ - Website : www.wadifatimahpoultry.com</w:t>
+        <w:t>www.wadifatimahpoultry.com : Website - ‎د يتورتكلا ديرب‏ info@wadifatimahpoultry.com : E-mail</w:t>
       </w:r>
     </w:p>
     <w:p>
@@ -4950,7 +4950,7 @@
           <w:b w:val="0"/>
           <w:i w:val="0"/>
         </w:rPr>
-        <w:t>— المنصرف على مزرعة الوادى بواسطة مزرعة الدواجن عن شهر مارس ‎٠١١١‏ كالتعميد المرفق</w:t>
+        <w:t>قفرملا ديمعتلاك ‏٠١١١‎ سرام رهش نع نجاودلا ةعرزم ةطساوب ىداولا ةعرزم ىلع فرصنملا —</w:t>
       </w:r>
     </w:p>
     <w:p>
@@ -4978,9 +4978,9 @@
         </w:rPr>
         <w:t>عتح ونس ‎eed‏</w:t>
         <w:br/>
-        <w:t>‎VVVV ee be a‏ اسوح ‎aA‏ المنصرف على مزرعة الوادى بواسطة مزرعة</w:t>
-        <w:br/>
-        <w:t>هه ‎60٠‏ أشركة مزرعة وادي فاطمة المنصرف على مزرعة الوادى بواسطة مزرعة</w:t>
+        <w:t>ةعرزم ةطساوب ىداولا ةعرزم ىلع فرصنملا ‏aA‎ حوسا ‏a be ee VVVV‎</w:t>
+        <w:br/>
+        <w:t>ةعرزم ةطساوب ىداولا ةعرزم ىلع فرصنملا ةمطاف يداو ةعرزم ةكرشأ ‏60٠‎ هه</w:t>
       </w:r>
     </w:p>
     <w:p>
@@ -5029,19 +5029,19 @@
           <w:b w:val="0"/>
           <w:i w:val="0"/>
         </w:rPr>
-        <w:t>2 - بدل وقت أضافى لعمالة البستان عن شهر أكتوبر 2011 م</w:t>
+        <w:t>م 2011 ربوتكأ رهش نع ناتسبلا ةلامعل ىفاضأ تقو لدب - 2</w:t>
         <w:br/>
         <w:t>00 أتآمينات أجتماعية للسادة على ويوسف زينى وعبدالرحمن عبد الفتاح* 12/1432</w:t>
         <w:br/>
         <w:t>9885- محروفات البستان من ديزل خلال شهر أكتوبر 2011 م.</w:t>
         <w:br/>
-        <w:t>‎Jay! + 9928‏ وقت أضافى للعمل أثناء أجازة عيد الأضحى المبارك للعام الهجرى 1432 .</w:t>
-        <w:br/>
-        <w:t>9981 - شراء أدوية للأغنام وخبز ناشف للجمال ف/0537</w:t>
+        <w:t>. 1432 ىرجهلا ماعلل كرابملا ىحضألا ديع ةزاجأ ءانثأ لمعلل ىفاضأ تقو ‏9928 + !Jay‎</w:t>
+        <w:br/>
+        <w:t>/0537ف لامجلل فشان زبخو مانغألل ةيودأ ءارش - 9981</w:t>
         <w:br/>
         <w:t>6 اشراء أدوية وبذور وبعض مستلزمات البستان من حدد وأدوات كالمرفق.</w:t>
         <w:br/>
-        <w:t>10019 بدل وقت أضافى للسيد شابير أحمد .عن شهر أكتوبر 2011 لجلب الحليب والخضر</w:t>
+        <w:t>رضخلاو بيلحلا بلجل 2011 ربوتكأ رهش نع. دمحأ ريباش ديسلل ىفاضأ تقو لدب 10019</w:t>
         <w:br/>
         <w:t>020 مصروفات طبية للسيد عبدالرحمن محمد عبدالفتاح</w:t>
         <w:br/>
@@ -5055,7 +5055,7 @@
         <w:br/>
         <w:t>1002 شراء قطع غيارلموتور بئر أيوب بموجب فاتورة - 3101</w:t>
         <w:br/>
-        <w:t>مسحوبات البستان من قطع غيار الدواجن خلال شهر نوفم بر 2011 م.</w:t>
+        <w:t>.م 2011 رب مفون رهش لالخ نجاودلا رايغ عطق نم ناتسبلا تابوحسم</w:t>
       </w:r>
     </w:p>
     <w:p>
@@ -5143,15 +5143,15 @@
         </w:rPr>
         <w:t>[صفحة 2 - OCR]</w:t>
         <w:br/>
-        <w:t>شركة مزرعة وآدي قاطمة للدواجن المحدودة</w:t>
+        <w:t>ةدودحملا نجاودلل ةمطاق يدآو ةعرزم ةكرش</w:t>
         <w:br/>
         <w:t>شركة ذات مسئولية محدودة</w:t>
         <w:br/>
-        <w:t>رأس المال المدفوع ‎١90,600,6٠٠‏ ريال سعودي</w:t>
+        <w:t>يدوعس لاير ‏6٠٠,600,١90‎ عوفدملا لاملا سأر</w:t>
         <w:br/>
         <w:t>سرت : ‎$e ANd‏</w:t>
         <w:br/>
-        <w:t>جدة - المملكة العربية السعودية</w:t>
+        <w:t>ةيدوعسلا ةيبرعلا ةكلمملا - ةدج</w:t>
       </w:r>
     </w:p>
     <w:p>
@@ -5187,7 +5187,7 @@
         </w:rPr>
         <w:t>التاريخ 3143/01/19 —</w:t>
         <w:br/>
-        <w:t>الموافق : 2011/12/14 م</w:t>
+        <w:t>م 2011/12/14 : قفاوملا</w:t>
       </w:r>
     </w:p>
     <w:p>
@@ -5225,7 +5225,7 @@
         <w:br/>
         <w:t>هلله لاغير مع المستندات الأصلية لذلك .</w:t>
         <w:br/>
-        <w:t>نرجو التكرم بتعميد الإدارة المالية لقيد المبلغ لحسابنا بطرفكم و إفادتنا</w:t>
+        <w:t>انتدافإ و مكفرطب انباسحل غلبملا ديقل ةيلاملا ةرادإلا ديمعتب مركتلا وجرن</w:t>
         <w:br/>
         <w:t>بذلك .</w:t>
       </w:r>
@@ -5320,11 +5320,11 @@
         </w:rPr>
         <w:t>ee</w:t>
         <w:br/>
-        <w:t>SHANT (+) ” ه954191١6‎ , ‏فاكس‎ - © ANT (+) 17594197 — OMENA EVs ‏هاتف‎ - 1١975 ‏المزرعة 1 ص.ب : 119 - الجموم‎</w:t>
+        <w:t>‎مومجلا - 119 : ب.ص 1 ةعرزملا‏ 1١975 - ‎فتاه‏ EVs OMENA — 17594197 (+) ANT © - ‎سكاف‏ , ‎954191١6ه ” (+) SHANT</w:t>
         <w:br/>
         <w:t>Farm - P.O. Box : 269 - Al-Jumoom 21926 - Tel. : 00966 (0) 2 5941907 / 5941923 - Fax: 00966 (0) 2 5941915</w:t>
         <w:br/>
-        <w:t>E-mail : info@wadifatimahpoultry.com : ‏يريد الكتروتي‎ - Website : www.wadifatimahpoultry.com</w:t>
+        <w:t>www.wadifatimahpoultry.com : Website - ‎يتورتكلا ديري‏ : info@wadifatimahpoultry.com : E-mail</w:t>
       </w:r>
     </w:p>
     <w:p>
@@ -5343,7 +5343,7 @@
         <w:br/>
         <w:t>جدة عمارة اوزكو ‎Jeddah-Ozco Building‏</w:t>
         <w:br/>
-        <w:t>هاتف: ‎5.58017١5‏ الل د ‎Tel:‏</w:t>
+        <w:t>‏Tel:‎ د للا ‏5.58017١5‎ :فتاه</w:t>
       </w:r>
     </w:p>
     <w:p>
@@ -5382,7 +5382,7 @@
           <w:b w:val="0"/>
           <w:i w:val="0"/>
         </w:rPr>
-        <w:t>١ ‏بواسطة مزرعة الدواجن الصفحة:‎ ٠١١ ١ربمفون ‏مصاريف مزرعة احمد زينى بالوادى عن شهر‎ anand</w:t>
+        <w:t>anand ‎رهش نع ىداولاب ىنيز دمحا ةعرزم فيراصم‏ نوفمبر١ ٠١١ ‎:ةحفصلا نجاودلا ةعرزم ةطساوب‏ ١</w:t>
       </w:r>
     </w:p>
     <w:p>
@@ -5408,7 +5408,7 @@
           <w:b w:val="0"/>
           <w:i w:val="0"/>
         </w:rPr>
-        <w:t>ا ؟ظظ ا مصاريف مزرعة احمد زينى بالوادى عن شهر</w:t>
+        <w:t>رهش نع ىداولاب ىنيز دمحا ةعرزم فيراصم ا ظظ؟ ا</w:t>
         <w:br/>
         <w:t>خلا ؟ 4 514 ‎60١‏ أشركة مزرعة وادي فاطمة مصاريف مزرعة احمد زينى بالوادى عن شهر</w:t>
       </w:r>

--- a/zaini_case_audit_output/outputs/word/documents/123_مزرعة الوادي 1433 (zip).docx
+++ b/zaini_case_audit_output/outputs/word/documents/123_مزرعة الوادي 1433 (zip).docx
@@ -239,7 +239,7 @@
         <w:br/>
         <w:t>‎eed sw‏</w:t>
         <w:br/>
-        <w:t>ةيدوعسلا ةيبرعلا ةكلمملا - ةدج</w:t>
+        <w:t>جدة - المملكة العربية السعودية</w:t>
       </w:r>
     </w:p>
     <w:p>
@@ -740,7 +740,7 @@
         <w:br/>
         <w:t>سرت : 0941 ؟ثا ."420</w:t>
         <w:br/>
-        <w:t>ةيدوعسلا ةيبرعلا ةكلمملا - ةدج -</w:t>
+        <w:t>- جدة - المملكة العربية السعودية</w:t>
       </w:r>
     </w:p>
     <w:p>
@@ -1144,7 +1144,7 @@
         <w:br/>
         <w:t>سرت :كفا ."42</w:t>
         <w:br/>
-        <w:t>ةيدوعسلا ةيبرعلا ةكلمملا - ةدج</w:t>
+        <w:t>جدة - المملكة العربية السعودية</w:t>
       </w:r>
     </w:p>
     <w:p>
@@ -1819,7 +1819,7 @@
         <w:br/>
         <w:t>‎Eee ANA su‏</w:t>
         <w:br/>
-        <w:t>ةيدوعسلا ‏!pat Ass‎ ةكلمملا - ةدج</w:t>
+        <w:t>جدة - المملكة ‎Ass pat!‏ السعودية</w:t>
       </w:r>
     </w:p>
     <w:p>
@@ -2346,7 +2346,7 @@
         <w:br/>
         <w:t>سرت : ‎bee ANG)‏</w:t>
         <w:br/>
-        <w:t>ةيدوعسلا ةيبرعلا ةكلمملا - ةدج</w:t>
+        <w:t>جدة - المملكة العربية السعودية</w:t>
       </w:r>
     </w:p>
     <w:p>
@@ -3021,7 +3021,7 @@
         <w:br/>
         <w:t>‎Eee AN Se‏</w:t>
         <w:br/>
-        <w:t>ةيدوعسلا ةيبرعلا ةكلمملا - ةدج</w:t>
+        <w:t>جدة - المملكة العربية السعودية</w:t>
       </w:r>
     </w:p>
     <w:p>
@@ -3469,7 +3469,7 @@
         <w:br/>
         <w:t>‎ee ANd se‏</w:t>
         <w:br/>
-        <w:t>ةيدوعسلا ةيبرعلا ةكلمملا - ةدج</w:t>
+        <w:t>جدة - المملكة العربية السعودية</w:t>
       </w:r>
     </w:p>
     <w:p>
@@ -3690,7 +3690,7 @@
           <w:b w:val="0"/>
           <w:i w:val="0"/>
         </w:rPr>
-        <w:t>So ‎ربمسيد رهش نع نجاودلا ةعرزم ةطساوب‏ VY ‎:ةحفصلا‏ ١</w:t>
+        <w:t>١ ‏الصفحة:‎ VY ‏بواسطة مزرعة الدواجن عن شهر ديسمبر‎ So</w:t>
         <w:br/>
         <w:t>Met ‎ىداولاب ىنيز دمحا ةعرزم ىلع فرصنملا ةعرزملا تافورصم تالا‏ -</w:t>
       </w:r>
@@ -4000,7 +4000,7 @@
         <w:br/>
         <w:t>سيت ‎bee Ate dd‏</w:t>
         <w:br/>
-        <w:t>ةيدوعسلا ةيبرعلا ةكلمملا — ةدج</w:t>
+        <w:t>جدة — المملكة العربية السعودية</w:t>
       </w:r>
     </w:p>
     <w:p>
@@ -4423,7 +4423,7 @@
         <w:br/>
         <w:t>‎re eee‏</w:t>
         <w:br/>
-        <w:t>ةيدوعسلا ةيبرعلا ةكلمملا - ةدج</w:t>
+        <w:t>جدة - المملكة العربية السعودية</w:t>
       </w:r>
     </w:p>
     <w:p>
@@ -4770,7 +4770,7 @@
         <w:br/>
         <w:t>سرت ‎bP ATA‏</w:t>
         <w:br/>
-        <w:t>ةيدوعسلا ةيبرعلا ةكلمملا - ةدج</w:t>
+        <w:t>جدة - المملكة العربية السعودية</w:t>
       </w:r>
     </w:p>
     <w:p>
@@ -5151,7 +5151,7 @@
         <w:br/>
         <w:t>سرت : ‎$e ANd‏</w:t>
         <w:br/>
-        <w:t>ةيدوعسلا ةيبرعلا ةكلمملا - ةدج</w:t>
+        <w:t>جدة - المملكة العربية السعودية</w:t>
       </w:r>
     </w:p>
     <w:p>

--- a/zaini_case_audit_output/outputs/word/documents/123_مزرعة الوادي 1433 (zip).docx
+++ b/zaini_case_audit_output/outputs/word/documents/123_مزرعة الوادي 1433 (zip).docx
@@ -269,7 +269,7 @@
         </w:rPr>
         <w:t>6 . ىنيز دمحأ ةماسأ/ غيسيشلا ةداعس</w:t>
         <w:br/>
-        <w:t>رقوملا</w:t>
+        <w:t>الموقر</w:t>
         <w:br/>
         <w:t>تحية طيبة ويعد:</w:t>
         <w:br/>
@@ -1185,7 +1185,7 @@
           <w:b w:val="0"/>
           <w:i w:val="0"/>
         </w:rPr>
-        <w:t>رقوملا</w:t>
+        <w:t>الموقر</w:t>
         <w:br/>
         <w:t>تحية طيبة وبعد: 03</w:t>
       </w:r>
@@ -2012,7 +2012,7 @@
           <w:b w:val="0"/>
           <w:i w:val="0"/>
         </w:rPr>
-        <w:t>‏7٠١1١‎ ؟ويلوي رهش نع نجاودلا ةعرزم ةطساوب ىداولا ةعرزم ىلع فرصنملا</w:t>
+        <w:t>المنصرف على مزرعة الوادى بواسطة مزرعة الدواجن عن شهر يوليو؟ ‎7٠١1١‏</w:t>
       </w:r>
     </w:p>
     <w:p>
@@ -2376,7 +2376,7 @@
         </w:rPr>
         <w:t>سعادة الشيخ /رأ سا مة أحمد زينى .</w:t>
         <w:br/>
-        <w:t>رقوملا</w:t>
+        <w:t>الموقر</w:t>
       </w:r>
     </w:p>
     <w:p>
@@ -4811,7 +4811,7 @@
           <w:b w:val="0"/>
           <w:i w:val="0"/>
         </w:rPr>
-        <w:t>رقوملا</w:t>
+        <w:t>الموقر</w:t>
       </w:r>
     </w:p>
     <w:p>

--- a/zaini_case_audit_output/outputs/word/documents/123_مزرعة الوادي 1433 (zip).docx
+++ b/zaini_case_audit_output/outputs/word/documents/123_مزرعة الوادي 1433 (zip).docx
@@ -78,7 +78,7 @@
           <w:b w:val="0"/>
           <w:i w:val="0"/>
         </w:rPr>
-        <w:t>[zip :ةقيرط - 11 :ةيلخادلا تافلملا ددع - 1jghsPBczcYyih79TCVOrl7UbzH5rKET5.zip فيشرأ]</w:t>
+        <w:t>[أرشيف 1jghsPBczcYyih79TCVOrl7UbzH5rKET5.zip - عدد الملفات الداخلية: 11 - طريقة: zip]</w:t>
       </w:r>
     </w:p>
     <w:p>
@@ -110,7 +110,7 @@
         </w:rPr>
         <w:t>حساب شهرٌ أبريل 2012م . . + 2012 ‎APRIL,‏</w:t>
         <w:br/>
-        <w:t>ناتسبلا نايبلا ‏Date‎ خيراتلا | لسلسم مقر‏</w:t>
+        <w:t>‏رقم مسلسل | التاريخ ‎Date‏ البيان البستان</w:t>
         <w:br/>
         <w:t>‎Garden Details Ref.No. 2012 S.No.‏</w:t>
       </w:r>
@@ -138,7 +138,7 @@
           <w:b w:val="0"/>
           <w:i w:val="0"/>
         </w:rPr>
-        <w:t>.م 2012 سرام رهش نع رمع راشب/د مانغألا ىراشتسا بتا 11255 -</w:t>
+        <w:t>- 11255 اتب استشارى الأغنام د/بشار عمر عن شهر مارس 2012 م.</w:t>
         <w:br/>
         <w:t>&gt; 11286 ادوية ومنظفات للبستان وفقا للفواتير المرفقة</w:t>
         <w:br/>
@@ -152,9 +152,9 @@
         <w:br/>
         <w:t>‎AP100007244 -‏</w:t>
         <w:br/>
-        <w:t>م 2012 رياني نم اءدب روجألا ةدايز ريظن ةبوسحملا ةدايزلا قرا 11323 -</w:t>
-        <w:br/>
-        <w:t>. ىنيز دمحأ ةماسأ خيشلا ديمعتك .م 2011 ىلاملا ماعلا ةاف 113257</w:t>
+        <w:t>- 11323 ارق الزيادة المحسوبة نظير زيادة الأجور بدءا من يناير 2012 م</w:t>
+        <w:br/>
+        <w:t>113257 فاة العام المالى 2011 م. كتعميد الشيخ أسامة أحمد زينى .</w:t>
         <w:br/>
         <w:t>ىفاضألا تقولا لدب ىف م2012 رياني نم اءدب روجألا ةدايز ريظن ةبوسحملا ةدايزلا قرا 11327 -</w:t>
         <w:br/>
@@ -168,17 +168,17 @@
         <w:br/>
         <w:t>‎GEN00003220-‏ لصروفات أنارة وكهرباء عن الفترة من 03/05/1433-04/04</w:t>
         <w:br/>
-        <w:t>ىنيز ناطلس ديب حاتفلادبع نمحرلادبع ديسلا ةماقأ ديدجت ةداعأ موس 11448 -</w:t>
-        <w:br/>
-        <w:t>.م2012 ليربارهش نع هتقؤملا ناتسبلا ةلامع ببتا 11496 &lt;</w:t>
-        <w:br/>
-        <w:t>.م 2012 ليربأ رهش نع ناتسبلل ةمظتنملا ةلامعلا بتا 11498 -</w:t>
+        <w:t>- 11448 سوم أعادة تجديد أقامة السيد عبدالرحمن عبدالفتاح بيد سلطان زينى</w:t>
+        <w:br/>
+        <w:t>&gt; 11496 اتبب عمالة البستان المؤقته عن شهرابريل 2012م.</w:t>
+        <w:br/>
+        <w:t>- 11498 اتب العمالة المنتظمة للبستان عن شهر أبريل 2012 م.</w:t>
         <w:br/>
         <w:t>- 1963 أشراء عدد(1) طن شعير من الدواجن ف/1963</w:t>
         <w:br/>
         <w:t>&gt;11494 اء منظفات ومطهرات للبستان حسب المرفق</w:t>
         <w:br/>
-        <w:t>.م 2012 ليربأ رهش نع رمع راشب/د مانغألا ىراشتسا بتا 11501 -</w:t>
+        <w:t>- 11501 اتب استشارى الأغنام د/بشار عمر عن شهر أبريل 2012 م.</w:t>
         <w:br/>
         <w:t>‎API00007291 —‏ اء تريلا برسيم مناصفة بين البستان والفيلا حسب المرفقات</w:t>
         <w:br/>
@@ -195,7 +195,7 @@
           <w:b w:val="0"/>
           <w:i w:val="0"/>
         </w:rPr>
-        <w:t>.م 2012 ليربأرهش لالخ نجاودلا نزاخم نم ناتسبلا تاب ‏~Stores‎</w:t>
+        <w:t>‎Stores~‏ بات البستان من مخازن الدواجن خلال شهرأبريل 2012 م.</w:t>
       </w:r>
     </w:p>
     <w:p>
@@ -231,11 +231,11 @@
           <w:b w:val="0"/>
           <w:i w:val="0"/>
         </w:rPr>
-        <w:t>ةدودحملا نجاودلل ةمطاف يداو ةعرزم ةكرش</w:t>
+        <w:t>شركة مزرعة وادي فاطمة للدواجن المحدودة</w:t>
         <w:br/>
         <w:t>شركة ذات مسئولية محدودة</w:t>
         <w:br/>
-        <w:t>يدوعس لاير ‏6.6٠0.6٠٠,95‎ عوفدملا لاملا سأر</w:t>
+        <w:t>رأس المال المدفوع ‎95,6.6٠0.6٠٠‏ ريال سعودي</w:t>
         <w:br/>
         <w:t>‎eed sw‏</w:t>
         <w:br/>
@@ -254,20 +254,20 @@
         </w:rPr>
         <w:t>التاريخ 1433/06/17 ه</w:t>
         <w:br/>
-        <w:t>م 2012/05/08 : قفاوملا</w:t>
-      </w:r>
-    </w:p>
-    <w:p>
-      <w:pPr>
-        <w:jc w:val="right"/>
-        <w:bidi/>
-      </w:pPr>
-      <w:r>
-        <w:rPr>
-          <w:b w:val="0"/>
-          <w:i w:val="0"/>
-        </w:rPr>
-        <w:t>6 . ىنيز دمحأ ةماسأ/ غيسيشلا ةداعس</w:t>
+        <w:t>الموافق : 2012/05/08 م</w:t>
+      </w:r>
+    </w:p>
+    <w:p>
+      <w:pPr>
+        <w:jc w:val="right"/>
+        <w:bidi/>
+      </w:pPr>
+      <w:r>
+        <w:rPr>
+          <w:b w:val="0"/>
+          <w:i w:val="0"/>
+        </w:rPr>
+        <w:t>سعادة الشيسيغ /أسامة أحمد زينى . 6</w:t>
         <w:br/>
         <w:t>الموقر</w:t>
         <w:br/>
@@ -305,9 +305,9 @@
           <w:b w:val="0"/>
           <w:i w:val="0"/>
         </w:rPr>
-        <w:t>ديدستلل انباسحل كيش رادصأل ةيلاملا ةرادإلا ديمعتب مركتلا وجرن</w:t>
-        <w:br/>
-        <w:t>.ةعرزملل ةيرهشلا تافورصملا ةضاعتسأو</w:t>
+        <w:t>نرجو التكرم بتعميد الإدارة المالية لأصدار شيك لحسابنا للتسديد</w:t>
+        <w:br/>
+        <w:t>وأستعاضة المصروفات الشهرية للمزرعة.</w:t>
       </w:r>
     </w:p>
     <w:p>
@@ -348,11 +348,11 @@
         </w:rPr>
         <w:t>5 ‏ا‎ 5</w:t>
         <w:br/>
-        <w:t>‎مومجلا - 759 +: ب.ص . ةعرزملا‏ VATS - ‎هد41960 , فتاه‏ - OMELATY ‎؟ 59419516 , سكاف - 6445 )+( ؟‏ )0( 20453</w:t>
+        <w:t>20453 )0( ‏؟ )+( 6445 - فاكس , 59419516 ؟‎ OMELATY - ‏هاتف , 41960ده‎ - VATS ‏المزرعة . ص.ب :+ 759 - الجموم‎</w:t>
         <w:br/>
         <w:t>Farm - P.O. Box : 269 - Al-Jumoom 21926 - Tel. : 00966 (0) 2 5941907 / 5941923 - Fax: 00966 (0) 2 5941915</w:t>
         <w:br/>
-        <w:t>www.wadifatimahpoultry.com : Website - ‎ينورتكلا ديري‏ * info@wadifatimahpoultry.com E-mail:</w:t>
+        <w:t>E-mail: info@wadifatimahpoultry.com * ‏يريد الكتروني‎ - Website : www.wadifatimahpoultry.com</w:t>
       </w:r>
     </w:p>
     <w:p>
@@ -412,20 +412,20 @@
           <w:b w:val="0"/>
           <w:i w:val="0"/>
         </w:rPr>
-        <w:t>‏١‎ :ةحفصلا ‏٠١١١‎ ليربا رهش نع نجاودلا ةعرزم ةطساوب ىداولاب ىنيز دمحا ‏ok‎ ةعرزم ىلع فرصنملا :ديقلا نايب</w:t>
-      </w:r>
-    </w:p>
-    <w:p>
-      <w:pPr>
-        <w:jc w:val="right"/>
-        <w:bidi/>
-      </w:pPr>
-      <w:r>
-        <w:rPr>
-          <w:b w:val="0"/>
-          <w:i w:val="0"/>
-        </w:rPr>
-        <w:t>كس تح اس حتما حاحا احنا</w:t>
+        <w:t>بيان القيد: المنصرف على مزرعة ‎ok‏ احمد زينى بالوادى بواسطة مزرعة الدواجن عن شهر ابريل ‎٠١١١‏ الصفحة: ‎١‏</w:t>
+      </w:r>
+    </w:p>
+    <w:p>
+      <w:pPr>
+        <w:jc w:val="right"/>
+        <w:bidi/>
+      </w:pPr>
+      <w:r>
+        <w:rPr>
+          <w:b w:val="0"/>
+          <w:i w:val="0"/>
+        </w:rPr>
+        <w:t>انحا احاح امتح سا حت سك</w:t>
       </w:r>
     </w:p>
     <w:p>
@@ -496,7 +496,7 @@
           <w:b w:val="0"/>
           <w:i w:val="0"/>
         </w:rPr>
-        <w:t>ناتسبلا‏</w:t>
+        <w:t>‏البستان</w:t>
       </w:r>
     </w:p>
     <w:p>
@@ -522,22 +522,22 @@
           <w:b w:val="0"/>
           <w:i w:val="0"/>
         </w:rPr>
-        <w:t>4/2012*تامدقملا تاعاطقتسا ريظن ليربأ بتاور ىف بوسحملا صقنلا‏</w:t>
-        <w:br/>
-        <w:t>م 2012 ليربأ رهش لالخ ناتسبلا ةلامعل ىفاضأ تقو ل</w:t>
-      </w:r>
-    </w:p>
-    <w:p>
-      <w:pPr>
-        <w:jc w:val="right"/>
-        <w:bidi/>
-      </w:pPr>
-      <w:r>
-        <w:rPr>
-          <w:b w:val="0"/>
-          <w:i w:val="0"/>
-        </w:rPr>
-        <w:t>4/2012 لالخ . ةدج ىلا ةمطاف ىداو نم راضخلاو بيلحلا بلجل ريباش انر ةرايس تاق‏</w:t>
+        <w:t>‏النقص المحسوب فى رواتب أبريل نظير استقطاعات المقدمات*4/2012</w:t>
+        <w:br/>
+        <w:t>ل وقت أضافى لعمالة البستان خلال شهر أبريل 2012 م</w:t>
+      </w:r>
+    </w:p>
+    <w:p>
+      <w:pPr>
+        <w:jc w:val="right"/>
+        <w:bidi/>
+      </w:pPr>
+      <w:r>
+        <w:rPr>
+          <w:b w:val="0"/>
+          <w:i w:val="0"/>
+        </w:rPr>
+        <w:t>‏قات سيارة رنا شابير لجلب الحليب والخضار من وادى فاطمة الى جدة . خلال 4/2012</w:t>
         <w:br/>
         <w:t>. ةدج ىلا ىداولا نم بيلحلا بلج نع ريباش انر ديسلل ىفاضا قو ل</w:t>
       </w:r>
@@ -604,7 +604,7 @@
           <w:b w:val="0"/>
           <w:i w:val="0"/>
         </w:rPr>
-        <w:t>ىدعاصلا فصوتسم ربع حاتفلادبع دمحم نمحرلا دبع ديسلل ةيبط اف‏</w:t>
+        <w:t>‏فا طبية للسيد عبد الرحمن محمد عبدالفتاح عبر مستوصف الصاعدى</w:t>
       </w:r>
     </w:p>
     <w:p>
@@ -632,9 +632,9 @@
           <w:b w:val="0"/>
           <w:i w:val="0"/>
         </w:rPr>
-        <w:t>0301 /ف حالصألاو ةنايصلل مانغألا تافالع بيكرتو‏</w:t>
-        <w:br/>
-        <w:t>.م 2012 ويام رهش نع هتقؤملا ناتسبلا ةلامع بتا</w:t>
+        <w:t>‏وتركيب علافات الأغنام للصيانة والأصلاح ف/ 0301</w:t>
+        <w:br/>
+        <w:t>اتب عمالة البستان المؤقته عن شهر مايو 2012 م.</w:t>
         <w:br/>
         <w:t>اتب عمالة البستان المنتظمة عن شهر مايو 2012 م.</w:t>
         <w:br/>
@@ -732,11 +732,11 @@
           <w:b w:val="0"/>
           <w:i w:val="0"/>
         </w:rPr>
-        <w:t>ةدودحملا نجاودلل ‏dolla‎ يدآو ةعرزم ةكرش</w:t>
+        <w:t>شركة مزرعة وآدي ‎dolla‏ للدواجن المحدودة</w:t>
         <w:br/>
         <w:t>شركة ذات مسئولية محدودة</w:t>
         <w:br/>
-        <w:t>يدوعس لاير ‏6٠٠,600,59‎ عوفدملا لاملا سأر</w:t>
+        <w:t>رأس المال المدفوع ‎59,600,6٠٠‏ ريال سعودي</w:t>
         <w:br/>
         <w:t>سرت : 0941 ؟ثا ."420</w:t>
         <w:br/>
@@ -755,7 +755,7 @@
         </w:rPr>
         <w:t>التاريخ 1433/07/19 —</w:t>
         <w:br/>
-        <w:t>م 2012/06/09 : قفاوملا</w:t>
+        <w:t>الموافق : 2012/06/09 م</w:t>
       </w:r>
     </w:p>
     <w:p>
@@ -770,7 +770,7 @@
         </w:rPr>
         <w:t>سعادة الشيخ رأ سا مة أحمد زينى . 6</w:t>
         <w:br/>
-        <w:t>رققوملا</w:t>
+        <w:t>الموققر</w:t>
       </w:r>
     </w:p>
     <w:p>
@@ -802,11 +802,11 @@
         <w:br/>
         <w:t>الفا تسعمائة وأحدعشر ريالاو خمسون هلله لاغير مع</w:t>
         <w:br/>
-        <w:t>. كلذل ةيلصألا تادنتسملا</w:t>
-        <w:br/>
-        <w:t>ديدستتلل انباسحل كيش رادصأل ةيلاملا ةرادإلا ديمعتب مركتلا وجرن</w:t>
-        <w:br/>
-        <w:t>. ةعرزملل ةيرهشلا تافورصملا ةضاعتسأو</w:t>
+        <w:t>المستندات الأصلية لذلك .</w:t>
+        <w:br/>
+        <w:t>نرجو التكرم بتعميد الإدارة المالية لأصدار شيك لحسابنا للتتسديد</w:t>
+        <w:br/>
+        <w:t>وأستعاضة المصروفات الشهرية للمزرعة .</w:t>
       </w:r>
     </w:p>
     <w:p>
@@ -847,7 +847,7 @@
         </w:rPr>
         <w:t>ا ا ئ بي</w:t>
         <w:br/>
-        <w:t>‏SDV) SANT‎ هو8١5191 . سكاف - ‏١.955‎ (0) 5 هو419؟-8ه/91419-810 , فتاه - ‏5١975‎ مومجلا - :559 ب.ص :؛ ةعرزملا</w:t>
+        <w:t>المزرعة ؛: ص.ب :559 - الجموم ‎5١975‏ - هاتف , /91419-810ه-8؟419وه 5 (0) ‎١.955‏ - فاكس . 8١5191وه ‎SANT (SDV‏</w:t>
         <w:br/>
         <w:t>‎Farm - P.O. Box : 269 - Al-Jumoom 21926 - Tel. : 00966 (0) 2 5941907 / 5941923 - Fax: 00966 (0) 2 5941915‏</w:t>
         <w:br/>
@@ -922,7 +922,7 @@
           <w:b w:val="0"/>
           <w:i w:val="0"/>
         </w:rPr>
-        <w:t>‏7١١‎ ؟ويام رهش نع نجاودلا ىقعرزم ةطساوب ىداولا ةعرزم ىلع فرصنملا :ديقلا نايب</w:t>
+        <w:t>بيان القيد: المنصرف على مزرعة الوادى بواسطة مزرعقى الدواجن عن شهر مايو؟ ‎7١١‏</w:t>
       </w:r>
     </w:p>
     <w:p>
@@ -948,9 +948,9 @@
           <w:b w:val="0"/>
           <w:i w:val="0"/>
         </w:rPr>
-        <w:t>ةطساوب ىداولا ةعرزم ىلع فرصنملا 2 تا 15 مو ‏H=‎</w:t>
-        <w:br/>
-        <w:t>ةطساوب ىداولا ةعرزم ىلع فرصنملا ةمطاف يداو ةعرزم ةكرشأ ‏١‎ ان ا ل</w:t>
+        <w:t>‎=H‏ وم 15 ات 2 المنصرف على مزرعة الوادى بواسطة</w:t>
+        <w:br/>
+        <w:t>ل ا نا ‎١‏ أشركة مزرعة وادي فاطمة المنصرف على مزرعة الوادى بواسطة</w:t>
       </w:r>
     </w:p>
     <w:p>
@@ -976,7 +976,7 @@
           <w:b w:val="0"/>
           <w:i w:val="0"/>
         </w:rPr>
-        <w:t>ماعلا ريدملا‏</w:t>
+        <w:t>‏المدير العام</w:t>
       </w:r>
     </w:p>
     <w:p>
@@ -1053,7 +1053,7 @@
         <w:br/>
         <w:t>cele ret wae ‏لجيج‎ ene CFI Ra PIGLGEY</w:t>
         <w:br/>
-        <w:t>”erst referee KP eH STAD rte Ty ‎سيما‏ Re gee 8 Cob LOLE</w:t>
+        <w:t>LOLE Cob 8 gee Re ‏اميس‎ Ty rte STAD eH KP referee erst”</w:t>
         <w:br/>
         <w:t>CCLZL ees (QOL) HP ere? IPT AO ree Fit HP (ee IP PLEO</w:t>
         <w:br/>
@@ -1067,7 +1067,7 @@
         <w:br/>
         <w:t>LOLSLO BAL lrrnery ‏كو وحصي‎ iene Intenety ‏مومسم‎ Fig ‏لجوج مسجو لبجم‎</w:t>
         <w:br/>
-        <w:t>020 ‎جار‏ EF PO KD ‎منجم‏ APE HO IEP rece 9961</w:t>
+        <w:t>9961 rece IEP HO APE ‏مجنم‎ KD PO EF ‏راج‎ 020</w:t>
         <w:br/>
         <w:t>ZEQGLO HAL [pert one ints SSeS Hen? oO ieee vO OE-CEPLILIS</w:t>
         <w:br/>
@@ -1136,11 +1136,11 @@
           <w:b w:val="0"/>
           <w:i w:val="0"/>
         </w:rPr>
-        <w:t>ةدودحملا نجاودلل ةمطاق يدآو ةعوزم ةكرش</w:t>
+        <w:t>شركة مزوعة وآدي قاطمة للدواجن المحدودة</w:t>
         <w:br/>
         <w:t>شركة ذات مسئولية محدودة</w:t>
         <w:br/>
-        <w:t>يدوعس لاير ‏00000٠٠‎ عوفدملا لاملا سأر</w:t>
+        <w:t>رأس المال المدفوع ‎00000٠٠‏ ريال سعودي</w:t>
         <w:br/>
         <w:t>سرت :كفا ."42</w:t>
         <w:br/>
@@ -1159,20 +1159,20 @@
         </w:rPr>
         <w:t>التاريخ 1433/08/21 ه</w:t>
         <w:br/>
-        <w:t>م :2012/07/11 قفاوملا</w:t>
-      </w:r>
-    </w:p>
-    <w:p>
-      <w:pPr>
-        <w:jc w:val="right"/>
-        <w:bidi/>
-      </w:pPr>
-      <w:r>
-        <w:rPr>
-          <w:b w:val="0"/>
-          <w:i w:val="0"/>
-        </w:rPr>
-        <w:t>. ىنيز دمحأ ةم اس أر/ خسيشلا ةداعس</w:t>
+        <w:t>الموافق :2012/07/11 م</w:t>
+      </w:r>
+    </w:p>
+    <w:p>
+      <w:pPr>
+        <w:jc w:val="right"/>
+        <w:bidi/>
+      </w:pPr>
+      <w:r>
+        <w:rPr>
+          <w:b w:val="0"/>
+          <w:i w:val="0"/>
+        </w:rPr>
+        <w:t>سعادة الشيسخ /رأ سا مة أحمد زينى .</w:t>
       </w:r>
     </w:p>
     <w:p>
@@ -1200,15 +1200,15 @@
           <w:b w:val="0"/>
           <w:i w:val="0"/>
         </w:rPr>
-        <w:t>يداولاب ليفلا و ناتسبلا تافورصمل باسحلا يفشك هيط مكتداعسل قفرم</w:t>
+        <w:t>مرفق لسعادتكم طيه كشفي الحساب لمصروفات البستان و الفيل بالوادي</w:t>
         <w:br/>
         <w:t>عن ‎ped‏ يونيه 2012 م بمبلغ و قدره )70,069.20( سبع ون الفا</w:t>
         <w:br/>
         <w:t>وتسعة وستون ريالاو عشرون هلله لاغير مع المستندات</w:t>
         <w:br/>
-        <w:t>ةفلتخملا رامعألا ىوذ مانغألا نم الك نم تاعيبملا اذكو ةيلصألا</w:t>
-        <w:br/>
-        <w:t>فلا نو عبسو ةئام (000.00,170) ىلامجاب ةريغصلا سارفألاو</w:t>
+        <w:t>الأصلية وكذا المبيعات من كلا من الأغنام ذوى الأعمار المختلفة</w:t>
+        <w:br/>
+        <w:t>والأفراس الصغيرة باجمالى (170,000.00) مائة وسبع ون الف</w:t>
         <w:br/>
         <w:t>ريالا ‎A‏</w:t>
       </w:r>
@@ -1223,20 +1223,20 @@
           <w:b w:val="0"/>
           <w:i w:val="0"/>
         </w:rPr>
-        <w:t>” ه4 ديدستلل انباسحل كيش رادصأل ةيلاملا ةرادإلا ديمعتب مركتلا وجرن</w:t>
-      </w:r>
-    </w:p>
-    <w:p>
-      <w:pPr>
-        <w:jc w:val="right"/>
-        <w:bidi/>
-      </w:pPr>
-      <w:r>
-        <w:rPr>
-          <w:b w:val="0"/>
-          <w:i w:val="0"/>
-        </w:rPr>
-        <w:t>. ةعرزملل ةيرهشلا تافورصملا ةضاعتسأو</w:t>
+        <w:t>نرجو التكرم بتعميد الإدارة المالية لأصدار شيك لحسابنا للتسديد 4ه ”</w:t>
+      </w:r>
+    </w:p>
+    <w:p>
+      <w:pPr>
+        <w:jc w:val="right"/>
+        <w:bidi/>
+      </w:pPr>
+      <w:r>
+        <w:rPr>
+          <w:b w:val="0"/>
+          <w:i w:val="0"/>
+        </w:rPr>
+        <w:t>وأستعاضة المصروفات الشهرية للمزرعة .</w:t>
       </w:r>
     </w:p>
     <w:p>
@@ -1290,7 +1290,7 @@
         </w:rPr>
         <w:t>|؟-#م2لن2ىىلىلبىى صصص يس يطل</w:t>
         <w:br/>
-        <w:t>0..(0555) 17095141916 , سكاف - ‏GY OMEN — 5941978 5 (+) .١09355‎ , فتاه - ‏5١9175‎ مومجلا - 559 + ب.ص 2 ةعرزملا</w:t>
+        <w:t>المزرعة 2 ص.ب + 559 - الجموم ‎5١9175‏ - هاتف , ‎.١09355 (+) 5 5941978 — OMEN GY‏ - فاكس , 17095141916 (0555)0..</w:t>
         <w:br/>
         <w:t>‎Farm - P.O. Box : 269 - Al-Jumoom 21926 - Tel. : 00966 )0( 2 5941907 / 5941923 - Fax: 00966 (0) 2 5941915‏</w:t>
         <w:br/>
@@ -1352,7 +1352,7 @@
           <w:b w:val="0"/>
           <w:i w:val="0"/>
         </w:rPr>
-        <w:t>‏7١1١‎ ؟وينوي رهش نع نجاودلا ةعرزم ةطساوب ىداولاب ىنيز دمحا ةعرزم ىلع فرصنملا :ديقلا نايب</w:t>
+        <w:t>بيان القيد: المنصرف على مزرعة احمد زينى بالوادى بواسطة مزرعة الدواجن عن شهر يونيو؟ ‎7١1١‏</w:t>
       </w:r>
     </w:p>
     <w:p>
@@ -1378,9 +1378,9 @@
           <w:b w:val="0"/>
           <w:i w:val="0"/>
         </w:rPr>
-        <w:t>ىداولاب ىنيز دمحا ةعرزم ىلع فرصنملا ةعرزملا تاقورصم] 4 ايل</w:t>
-        <w:br/>
-        <w:t>ىداولاب ىنيز دمحا ةعرزم ىلع فرصنملا ةمطاف يداو ةعرزم ةكرشأ ‏eed‎ فيك عادلا ل</w:t>
+        <w:t>ليا 4 [مصروقات المزرعة المنصرف على مزرعة احمد زينى بالوادى</w:t>
+        <w:br/>
+        <w:t>ل الداع كيف ‎eed‏ أشركة مزرعة وادي فاطمة المنصرف على مزرعة احمد زينى بالوادى</w:t>
       </w:r>
     </w:p>
     <w:p>
@@ -1453,7 +1453,7 @@
           <w:b w:val="0"/>
           <w:i w:val="0"/>
         </w:rPr>
-        <w:t>“4 ‎ج1 0ج‏ Oy re oO pry ‎معصم‏ ECE EEO]</w:t>
+        <w:t>[EEO ECE ‏مصعم‎ pry oO re Oy ‏ج0 1ج‎ 4“</w:t>
       </w:r>
     </w:p>
     <w:p>
@@ -1507,7 +1507,7 @@
           <w:b w:val="0"/>
           <w:i w:val="0"/>
         </w:rPr>
-        <w:t>مص ‏ycAre‎ لاما</w:t>
+        <w:t>امال ‎ycAre‏ صم</w:t>
       </w:r>
     </w:p>
     <w:p>
@@ -1732,7 +1732,7 @@
           <w:b w:val="0"/>
           <w:i w:val="0"/>
         </w:rPr>
-        <w:t>مخ رسرسبسا ‏art ”cfr Remy)‎ يو بج معصم جار 0ج 7‏</w:t>
+        <w:t>‏7 ج0 راج مصعم جب وي ‎(Remy cfr” art‏ اسبسرسر خم</w:t>
       </w:r>
     </w:p>
     <w:p>
@@ -1811,11 +1811,11 @@
           <w:b w:val="0"/>
           <w:i w:val="0"/>
         </w:rPr>
-        <w:t>ةدودحملا ‏galgall‎ ةمطاق يذآو ةعرزم ةكرش</w:t>
+        <w:t>شركة مزرعة وآذي قاطمة ‎galgall‏ المحدودة</w:t>
         <w:br/>
         <w:t>شركة ذات مسئولية محدودة</w:t>
         <w:br/>
-        <w:t>يدوعس لاير ‏؟6,٠٠6٠.0٠.0 عوفدملا لاملا سأر</w:t>
+        <w:t>رأس المال المدفوع ٠٠6٠.0٠.0,6؟‏ ريال سعودي</w:t>
         <w:br/>
         <w:t>‎Eee ANA su‏</w:t>
         <w:br/>
@@ -1834,7 +1834,7 @@
         </w:rPr>
         <w:t>التاريخ 1433/09/23 ه</w:t>
         <w:br/>
-        <w:t>م :2012/08/11 قفاوسملا</w:t>
+        <w:t>المسوافق :2012/08/11 م</w:t>
       </w:r>
     </w:p>
     <w:p>
@@ -1860,7 +1860,7 @@
           <w:b w:val="0"/>
           <w:i w:val="0"/>
         </w:rPr>
-        <w:t>رفقوملا</w:t>
+        <w:t>الموقفر</w:t>
       </w:r>
     </w:p>
     <w:p>
@@ -1894,9 +1894,9 @@
         <w:br/>
         <w:t>لاغير مع المستندات الأصلية.</w:t>
         <w:br/>
-        <w:t>ديدستتلل انباسحل كيش رادصأل ةيلاملا ةرادإلا ديمعتب مركتلا وجرن</w:t>
-        <w:br/>
-        <w:t>.ةعرزملل ةيرهشلا تافورصملا ةضاعتسأو</w:t>
+        <w:t>نرجو التكرم بتعميد الإدارة المالية لأصدار شيك لحسابنا للتتسديد</w:t>
+        <w:br/>
+        <w:t>وأستعاضة المصروفات الشهرية للمزرعة.</w:t>
       </w:r>
     </w:p>
     <w:p>
@@ -1950,11 +1950,11 @@
         </w:rPr>
         <w:t>ساس ص بي بص بصب سه دبي يس سبحب</w:t>
         <w:br/>
-        <w:t>‏591191١6 VY (*) erat‎ : سكاف - ‏Y (*) ANT‎ هو: ‏Vt OFENAE — ١9178‎ فتاه - ‏5١97‎ مومجلا - ‏7١59‎ + ب.ص . ةعرزملا</w:t>
+        <w:t>المزرعة . ص.ب + ‎7١59‏ - الجموم ‎5١97‏ - هاتف ‎١9178 — OFENAE Vt‏ :وه ‎ANT (*) Y‏ - فاكس : ‎erat (*) VY 591191١6‏</w:t>
         <w:br/>
         <w:t>‎Farm - P.O. Box : 269 - Al-Jumoom 21926 - Tel. : 00966 (0) 2 5941907 / 5941923 - Fax: 00966 (0) 2 5941915‏</w:t>
         <w:br/>
-        <w:t>‏info@wadifatimahpoultry.com : E-mail‎ : ينورتكلا بيري - ‏www.wadifatimahpoultry.com : Website‎</w:t>
+        <w:t>‎Website : www.wadifatimahpoultry.com‏ - يريب الكتروني : ‎E-mail : info@wadifatimahpoultry.com‏</w:t>
       </w:r>
     </w:p>
     <w:p>
@@ -1999,7 +1999,7 @@
           <w:b w:val="0"/>
           <w:i w:val="0"/>
         </w:rPr>
-        <w:t>١48/٠١/١9  :خيراتلا‎</w:t>
+        <w:t>‎التاريخ:  ١48/٠١/١9</w:t>
       </w:r>
     </w:p>
     <w:p>
@@ -2025,9 +2025,9 @@
           <w:b w:val="0"/>
           <w:i w:val="0"/>
         </w:rPr>
-        <w:t>ةعرزم ةطساوب ىداولا ةعرزم ىلع فرصنملا</w:t>
-        <w:br/>
-        <w:t>ةعرزم ةطساوب ىداولا ةعرزم ىلع فرصنملا</w:t>
+        <w:t>المنصرف على مزرعة الوادى بواسطة مزرعة</w:t>
+        <w:br/>
+        <w:t>المنصرف على مزرعة الوادى بواسطة مزرعة</w:t>
       </w:r>
     </w:p>
     <w:p>
@@ -2175,7 +2175,7 @@
         <w:br/>
         <w:t>ECE ID (TO HO ED FELD ‏مم6 مجم ويب وك‎ WO ‏7ب كليم‎</w:t>
         <w:br/>
-        <w:t>‎معقم حج‏ ete oO ‎سمع‏ ace ‎بصوت مصرس ينج مجرو)‏ PRP</w:t>
+        <w:t>PRP ‏(ورجم جني سرصم توصب‎ ace ‏عمس‎ oO ete ‏جح مقعم‎</w:t>
       </w:r>
     </w:p>
     <w:p>
@@ -2338,11 +2338,11 @@
           <w:b w:val="0"/>
           <w:i w:val="0"/>
         </w:rPr>
-        <w:t>ةدودحملا نجاودلل ةمطاق يذآو ةعوزم ةكرش</w:t>
+        <w:t>شركة مزوعة وآذي قاطمة للدواجن المحدودة</w:t>
         <w:br/>
         <w:t>شركة ذات مسئولية محدودة</w:t>
         <w:br/>
-        <w:t>يدوعس لاير ‏؟5600,٠٠6٠.0 عوفدملا لاملا سأر</w:t>
+        <w:t>رأس المال المدفوع ٠٠6٠.0,5600؟‏ ريال سعودي</w:t>
         <w:br/>
         <w:t>سرت : ‎bee ANG)‏</w:t>
         <w:br/>
@@ -2361,7 +2361,7 @@
         </w:rPr>
         <w:t>التاريخ 1433/10/24 ه</w:t>
         <w:br/>
-        <w:t>م :2012/09/11 قفاوملا</w:t>
+        <w:t>الموافق :2012/09/11 م</w:t>
       </w:r>
     </w:p>
     <w:p>
@@ -2421,20 +2421,20 @@
           <w:b w:val="0"/>
           <w:i w:val="0"/>
         </w:rPr>
-        <w:t>ديدستلل انباسحل كيش رادصأل ةيلاملا ةرادإلا ديمعتب مركتلا وجرن</w:t>
-      </w:r>
-    </w:p>
-    <w:p>
-      <w:pPr>
-        <w:jc w:val="right"/>
-        <w:bidi/>
-      </w:pPr>
-      <w:r>
-        <w:rPr>
-          <w:b w:val="0"/>
-          <w:i w:val="0"/>
-        </w:rPr>
-        <w:t>6 . ةعرزملل ةيرهشلا تافورصملا ةضاعتسأو</w:t>
+        <w:t>نرجو التكرم بتعميد الإدارة المالية لأصدار شيك لحسابنا للتسديد</w:t>
+      </w:r>
+    </w:p>
+    <w:p>
+      <w:pPr>
+        <w:jc w:val="right"/>
+        <w:bidi/>
+      </w:pPr>
+      <w:r>
+        <w:rPr>
+          <w:b w:val="0"/>
+          <w:i w:val="0"/>
+        </w:rPr>
+        <w:t>وأستعاضة المصروفات الشهرية للمزرعة . 6</w:t>
         <w:br/>
         <w:t>. و ‎[pl sensi‏ بقبول التحية و التقدير 6 6 »</w:t>
         <w:br/>
@@ -2459,11 +2459,11 @@
         </w:rPr>
         <w:t>EE</w:t>
         <w:br/>
-        <w:t>‎مومجلا - :755 ب.ص . ةعرزملا‏ ١9157" - ‎فتاه‏ , O9ENAEY — OMENATY ” (+) ATT - ‎سكاش‏ 5 595191١8 5 (CH) SHAT</w:t>
+        <w:t>SHAT (CH) 5 595191١8 5 ‏شاكس‎ - ATT (+) ” OMENATY — O9ENAEY , ‏هاتف‎ - "١9157 ‏المزرعة . ص.ب :755 - الجموم‎</w:t>
         <w:br/>
         <w:t>Farm - P.O. Box : 269 - Al-Jumoom 21926 - Tel. : 00966 (0) 2 5941907 / 5941923 - Fax: 00966 (0) 2 5941915</w:t>
         <w:br/>
-        <w:t>www.wadifatimahpoultry.com : Website - ‎يتورتكلا ديري‏ : info@wadifatimahpoultry.com : E-mail</w:t>
+        <w:t>E-mail : info@wadifatimahpoultry.com : ‏يريد الكتروتي‎ - Website : www.wadifatimahpoultry.com</w:t>
       </w:r>
     </w:p>
     <w:p>
@@ -2538,7 +2538,7 @@
           <w:b w:val="0"/>
           <w:i w:val="0"/>
         </w:rPr>
-        <w:t>قفرملاك ‏٠١١7‎ سطسغا رهش نع نجاودلا ةعرزم ةطساوب ىداولا ةعرزم ىلع فرصنملا :ديقلا نايب</w:t>
+        <w:t>بيان القيد: المنصرف على مزرعة الوادى بواسطة مزرعة الدواجن عن شهر اغسطس ‎٠١١7‏ كالمرفق</w:t>
       </w:r>
     </w:p>
     <w:p>
@@ -2564,20 +2564,20 @@
           <w:b w:val="0"/>
           <w:i w:val="0"/>
         </w:rPr>
-        <w:t>ةعرزم ةطساوب ىداولا ةعرزم ىلع فرصنملا</w:t>
-      </w:r>
-    </w:p>
-    <w:p>
-      <w:pPr>
-        <w:jc w:val="right"/>
-        <w:bidi/>
-      </w:pPr>
-      <w:r>
-        <w:rPr>
-          <w:b w:val="0"/>
-          <w:i w:val="0"/>
-        </w:rPr>
-        <w:t>ةعرزم ةطساوب ىداولا ةعرزم ىلع فرصنملا</w:t>
+        <w:t>المنصرف على مزرعة الوادى بواسطة مزرعة</w:t>
+      </w:r>
+    </w:p>
+    <w:p>
+      <w:pPr>
+        <w:jc w:val="right"/>
+        <w:bidi/>
+      </w:pPr>
+      <w:r>
+        <w:rPr>
+          <w:b w:val="0"/>
+          <w:i w:val="0"/>
+        </w:rPr>
+        <w:t>المنصرف على مزرعة الوادى بواسطة مزرعة</w:t>
       </w:r>
     </w:p>
     <w:p>
@@ -2620,7 +2620,7 @@
           <w:b w:val="0"/>
           <w:i w:val="0"/>
         </w:rPr>
-        <w:t>رسم و ماحب مب يبس ‏FRET‎ وس بس ‏pete emt‎ مسيحي ©‏</w:t>
+        <w:t>‏© يحيسم ‎emt pete‏ سب سو ‎FRET‏ سبي بم بحام و مسر</w:t>
       </w:r>
     </w:p>
     <w:p>
@@ -2687,7 +2687,7 @@
           <w:b w:val="0"/>
           <w:i w:val="0"/>
         </w:rPr>
-        <w:t>"L0Z/6 ‎مابك ؟ ينج مو يمص لج‏ Fr ‎يك‏ ips ?9 BK ‎يس واسر‏ DPD‎</w:t>
+        <w:t>‎DPD ‏رساو سي‎ BK 9? ips ‏كي‎ Fr ‏جل صمي وم جني ؟ كبام‎ L0Z/6"</w:t>
         <w:br/>
         <w:t>‏-وز6 ,0 وي ص عجوم وس موسيم‎ 7|106</w:t>
       </w:r>
@@ -3013,11 +3013,11 @@
         </w:rPr>
         <w:t>[صفحة 2 - OCR]</w:t>
         <w:br/>
-        <w:t>ةدودحملا نجاودلل ةمطاق يدآو ةعوزم ‏pits dS‎</w:t>
+        <w:t>‎dS pits‏ مزوعة وآدي قاطمة للدواجن المحدودة</w:t>
         <w:br/>
         <w:t>شركة ذات مسئولية محدودة</w:t>
         <w:br/>
-        <w:t>يدوعس لاير ‏reyes ,VO‎ عوفدملا لاملا سأر</w:t>
+        <w:t>رأس المال المدفوع ‎VO, reyes‏ ريال سعودي</w:t>
         <w:br/>
         <w:t>‎Eee AN Se‏</w:t>
         <w:br/>
@@ -3057,7 +3057,7 @@
         </w:rPr>
         <w:t>‏التاريخ 1433/11/23 هل</w:t>
         <w:br/>
-        <w:t>م 2012/10/09 : قفاوملا</w:t>
+        <w:t>الموافق : 2012/10/09 م</w:t>
       </w:r>
     </w:p>
     <w:p>
@@ -3096,7 +3096,7 @@
           <w:b w:val="0"/>
           <w:i w:val="0"/>
         </w:rPr>
-        <w:t>رفقوملا‏</w:t>
+        <w:t>‏الموقفر</w:t>
       </w:r>
     </w:p>
     <w:p>
@@ -3141,9 +3141,9 @@
           <w:b w:val="0"/>
           <w:i w:val="0"/>
         </w:rPr>
-        <w:t>ديدستلل انباسحل كيش رادصأل ةيلاملا ةرادإلا ديمعتب مركتلا و جرن‏</w:t>
-        <w:br/>
-        <w:t>.ةعرزملل ةيرهشلا تافورصملا ةضاعتسأو</w:t>
+        <w:t>‏نرج و التكرم بتعميد الإدارة المالية لأصدار شيك لحسابنا للتسديد</w:t>
+        <w:br/>
+        <w:t>وأستعاضة المصروفات الشهرية للمزرعة.</w:t>
       </w:r>
     </w:p>
     <w:p>
@@ -3169,13 +3169,13 @@
           <w:b w:val="0"/>
           <w:i w:val="0"/>
         </w:rPr>
-        <w:t>مسا بلا ب سيسي ‏س١‏</w:t>
-        <w:br/>
-        <w:t>1:)0(095535؟ ‏هؤ6١١415 . سكاف - ‏EVs ETA OM - OMEVATY (+) ATT‎ فتاه ‏VUATT‎ مومجلا - 559 + ب.ص : ةعرزملا</w:t>
+        <w:t>‏١س‏ يسيس ب الب اسم</w:t>
+        <w:br/>
+        <w:t>المزرعة : ص.ب + 559 - الجموم ‎VUATT‏ هاتف ‎ATT (+) OMEVATY - OM ETA EVs‏ - فاكس . 6١١415ؤه‏ ؟095535)0(1:</w:t>
         <w:br/>
         <w:t>‎Farm - P.O. Box : 269 - Al-Jumoom 21926 - Tel. : 00966 (0) 2 5941907 / 5941923 - Fax: 00966 (0) 2 5941915‏</w:t>
         <w:br/>
-        <w:t>‏info@wadifatimahpoultry.com : E-mail‎ : يتورتكلا ديري - ‏www.wadifatimahpoultry.com : Website‎</w:t>
+        <w:t>‎Website : www.wadifatimahpoultry.com‏ - يريد الكتروتي : ‎E-mail : info@wadifatimahpoultry.com‏</w:t>
       </w:r>
     </w:p>
     <w:p>
@@ -3233,7 +3233,7 @@
           <w:b w:val="0"/>
           <w:i w:val="0"/>
         </w:rPr>
-        <w:t>\ :ةحفصلا نجاودلا ةعرزم ةطساوب ‏٠١١‎ ؟ربمتبس رهش نع ىداولاب ىنيز دمحا ةعرزم ىلع فرصنملا :ديقلا ننايب</w:t>
+        <w:t>بيانن القيد: المنصرف على مزرعة احمد زينى بالوادى عن شهر سبتمبر؟ ‎٠١١‏ بواسطة مزرعة الدواجن الصفحة: \</w:t>
       </w:r>
     </w:p>
     <w:p>
@@ -3319,11 +3319,11 @@
           <w:b w:val="0"/>
           <w:i w:val="0"/>
         </w:rPr>
-        <w:t>. م2011 ربوتكأ رهش نع مانغألا ىراشتسا رمع راشب/د بتارأ &lt; 9773</w:t>
-        <w:br/>
-        <w:t>. م2011 ربمفون رهش نع مانغألا ىراشتسا رمع راشبإد بتارإ, 10032</w:t>
-        <w:br/>
-        <w:t>م2011 ربمفون رهش نع ناتسبلا ةلامعل ىفاضأ تقو لدبأ ‏28 ١‎</w:t>
+        <w:t>9773 &gt; أراتب د/بشار عمر استشارى الأغنام عن شهر أكتوبر 2011م .</w:t>
+        <w:br/>
+        <w:t>10032 ,إراتب دإبشار عمر استشارى الأغنام عن شهر نوفمبر 2011م .</w:t>
+        <w:br/>
+        <w:t>‎١ 28‏ أبدل وقت أضافى لعمالة البستان عن شهر نوفمبر 2011م</w:t>
         <w:br/>
         <w:t>‎٠ 10111 03.12.2011‏ أمصروفات طبية للسيد كريم بخش وفقا للمرفقات .</w:t>
         <w:br/>
@@ -3418,7 +3418,7 @@
         </w:rPr>
         <w:t>[صفحة 2 - OCR]</w:t>
         <w:br/>
-        <w:t>ةدودحملا نجاودلل ةمطاق يدآو ةعوزؤم ةكرش</w:t>
+        <w:t>شركة مؤزوعة وآدي قاطمة للدواجن المحدودة</w:t>
       </w:r>
     </w:p>
     <w:p>
@@ -3465,7 +3465,7 @@
           <w:b w:val="0"/>
           <w:i w:val="0"/>
         </w:rPr>
-        <w:t>يدوعس لاير ‏٠٠0٠٠‎ عوفدملا لاملا سأر</w:t>
+        <w:t>رأس المال المدفوع ‎٠٠0٠٠‏ ريال سعودي</w:t>
         <w:br/>
         <w:t>‎ee ANd se‏</w:t>
         <w:br/>
@@ -3484,7 +3484,7 @@
         </w:rPr>
         <w:t>التاريخ 1433/02/20 ه</w:t>
         <w:br/>
-        <w:t>م 2012/01/14 : قفاوملا</w:t>
+        <w:t>الموافق : 2012/01/14 م</w:t>
       </w:r>
     </w:p>
     <w:p>
@@ -3542,7 +3542,7 @@
           <w:b w:val="0"/>
           <w:i w:val="0"/>
         </w:rPr>
-        <w:t>‏(LSS‎ و مكفرطب انباسحل غلبملا ديقل ةيلاملا ةرادإلا ديمعتب مركتلا وجرن</w:t>
+        <w:t>نرجو التكرم بتعميد الإدارة المالية لقيد المبلغ لحسابنا بطرفكم و ‎LSS)‏</w:t>
       </w:r>
     </w:p>
     <w:p>
@@ -3602,7 +3602,7 @@
         <w:br/>
         <w:t>‎Farm - P.O. Box : 269 - Al-Jumoom 21926 - Tel. : 00966 (0) 2 5941907 / 5941923 - Fax: 00966 (0) 2 5941915</w:t>
         <w:br/>
-        <w:t>www.wadifatimahpoultry.com : Website - ‎ينورتكلا ديرب‏ : info@wadifatimahpoultry.com : E-mail</w:t>
+        <w:t>E-mail : info@wadifatimahpoultry.com : ‏بريد الكتروني‎ - Website : www.wadifatimahpoultry.com</w:t>
       </w:r>
     </w:p>
     <w:p>
@@ -3677,7 +3677,7 @@
         </w:rPr>
         <w:t>التاريخ: ‏ 0./"./مم؛١؟‏</w:t>
         <w:br/>
-        <w:t>:ديقلا نايب</w:t>
+        <w:t>بيان القيد:</w:t>
       </w:r>
     </w:p>
     <w:p>
@@ -3692,7 +3692,7 @@
         </w:rPr>
         <w:t>١ ‏الصفحة:‎ VY ‏بواسطة مزرعة الدواجن عن شهر ديسمبر‎ So</w:t>
         <w:br/>
-        <w:t>Met ‎ىداولاب ىنيز دمحا ةعرزم ىلع فرصنملا ةعرزملا تافورصم تالا‏ -</w:t>
+        <w:t>- ‏الات مصروفات المزرعة المنصرف على مزرعة احمد زينى بالوادى‎ Met</w:t>
       </w:r>
     </w:p>
     <w:p>
@@ -3754,15 +3754,15 @@
         <w:br/>
         <w:t>02.01.2012 &gt; 10432 أدوية وذاكرة مضيئة للبستان فاتورة رقم 0054 &amp; 077782 90.00</w:t>
         <w:br/>
-        <w:t>448.00,1{- . م 2011 ربمسيد رهش نع ناتسبلا ةلامعل ىفاضأ تقو لدب 10434 - 02.01.2012</w:t>
+        <w:t>02.01.2012 - 10434 بدل وقت أضافى لعمالة البستان عن شهر ديسمبر 2011 م . -}1,448.00</w:t>
         <w:br/>
         <w:t>07.01.2012 - 10489 أدوية للأغنام فاتورة رقم-0107 -|435.00</w:t>
         <w:br/>
-        <w:t>920.00[- /18043ف دامس سيك (2)ددعو مانغألاو لامجلل بصق ‏,AN‎ (25)ددع ءارش .10502 09.01.2012</w:t>
+        <w:t>09.01.2012 .10502 شراء عدد(25) ‎AN,‏ قصب للجمال والأغنام وعدد(2) كيس سماد ف/18043 -]920.00</w:t>
         <w:br/>
         <w:t>10.01.2012 -10508 محروقات البستان من ديزل خلال شهر ديسمبر 2011 م . -30.00</w:t>
         <w:br/>
-        <w:t>82.00[- . ةقفرملا ريتاوفلا بسح ناتسبلل تافظنمو مانغألل ةيودأ -10529 12.01.2012</w:t>
+        <w:t>12.01.2012 -10529 أدوية للأغنام ومنظفات للبستان حسب الفواتير المرفقة . -]82.00</w:t>
         <w:br/>
         <w:t>‎GEN 0000277 15.01.2012‏ أتامينات أجتماعية للسادة كلا من على ويوسف زينى وعبدالرحمن محمد 2/1433 “1,084.00</w:t>
         <w:br/>
@@ -3872,7 +3872,7 @@
         </w:rPr>
         <w:t>‎. ‏البستان من بترول خلال شهريناير 2012 م‎ Gilly par</w:t>
         <w:br/>
-        <w:t>‎م 2012 رياني رهش لالخ نجاودلا رايغ عطق نم ناتسبلا تابوحسمم‏ .</w:t>
+        <w:t>. ‏ممسحوبات البستان من قطع غيار الدواجن خلال شهر يناير 2012 م‎</w:t>
       </w:r>
     </w:p>
     <w:p>
@@ -3941,7 +3941,7 @@
           <w:b w:val="0"/>
           <w:i w:val="0"/>
         </w:rPr>
-        <w:t>ناتسبلا‏</w:t>
+        <w:t>‏البستان</w:t>
         <w:br/>
         <w:t>‎Garden‏</w:t>
       </w:r>
@@ -3992,11 +3992,11 @@
           <w:b w:val="0"/>
           <w:i w:val="0"/>
         </w:rPr>
-        <w:t>ةدودحملا نجاودلل ةمطاق يدآو ةعرزم ةكرش</w:t>
+        <w:t>شركة مزرعة وآدي قاطمة للدواجن المحدودة</w:t>
         <w:br/>
         <w:t>شركة ذات مسئولية محدودة</w:t>
         <w:br/>
-        <w:t>يدوعس لاير ‏؟.006,6٠0,٠٠0 عوفدملا لاملا سأر</w:t>
+        <w:t>رأس المال المدفوع ٠٠0,6٠0,.006؟‏ ريال سعودي</w:t>
         <w:br/>
         <w:t>سيت ‎bee Ate dd‏</w:t>
         <w:br/>
@@ -4015,7 +4015,7 @@
         </w:rPr>
         <w:t>التاريخ 1433/03/21 ه</w:t>
         <w:br/>
-        <w:t>م 2012/02/13 : قفاوملا</w:t>
+        <w:t>الموافق : 2012/02/13 م</w:t>
       </w:r>
     </w:p>
     <w:p>
@@ -4030,7 +4030,7 @@
         </w:rPr>
         <w:t>سعادة الشيخ / | ‎Lee‏ مة أحمد زينى .</w:t>
         <w:br/>
-        <w:t>رققوملا</w:t>
+        <w:t>الموققر</w:t>
       </w:r>
     </w:p>
     <w:p>
@@ -4097,20 +4097,20 @@
         </w:rPr>
         <w:t>سم ‎AS ALAN) has‏ ل</w:t>
         <w:br/>
-        <w:t>ديدستلل انباسحل كيش رادصأل ةيلاملا ةرادإلا ديمعتب مركتلا وجرن</w:t>
-      </w:r>
-    </w:p>
-    <w:p>
-      <w:pPr>
-        <w:jc w:val="right"/>
-        <w:bidi/>
-      </w:pPr>
-      <w:r>
-        <w:rPr>
-          <w:b w:val="0"/>
-          <w:i w:val="0"/>
-        </w:rPr>
-        <w:t>. ةعرزملل ةيرهشلا تافورصملا ةضاعتسأو</w:t>
+        <w:t>نرجو التكرم بتعميد الإدارة المالية لأصدار شيك لحسابنا للتسديد</w:t>
+      </w:r>
+    </w:p>
+    <w:p>
+      <w:pPr>
+        <w:jc w:val="right"/>
+        <w:bidi/>
+      </w:pPr>
+      <w:r>
+        <w:rPr>
+          <w:b w:val="0"/>
+          <w:i w:val="0"/>
+        </w:rPr>
+        <w:t>وأستعاضة المصروفات الشهرية للمزرعة .</w:t>
       </w:r>
     </w:p>
     <w:p>
@@ -4136,11 +4136,11 @@
           <w:b w:val="0"/>
           <w:i w:val="0"/>
         </w:rPr>
-        <w:t>‎مومجلا - 559 : ب.ص : ةعرزملا‏ “5١917 - ‎فتاه‏ . 6591519810 “591191 7 (+) FATT - ‎سكاف‏ . 5955191١6 VY (HF) STANT</w:t>
+        <w:t>STANT (HF) VY 5955191١6 . ‏فاكس‎ - FATT (+) 7 591191“ 6591519810 . ‏هاتف‎ - 5١917“ ‏المزرعة : ص.ب : 559 - الجموم‎</w:t>
         <w:br/>
         <w:t>Farm - P.O. Box : 269 - Al-Jumoom 21926 - Tel. : 00966 (0) 2 5941907 / 5941923 - Fax: 00966 )0( 5941915</w:t>
         <w:br/>
-        <w:t>www.wadifatimahpoultry.com : Website - ‎ينورتكلا ديرب‏ : info@wadifatimahpoultry.com : E-mail</w:t>
+        <w:t>E-mail : info@wadifatimahpoultry.com : ‏بريد الكتروني‎ - Website : www.wadifatimahpoultry.com</w:t>
       </w:r>
     </w:p>
     <w:p>
@@ -4228,7 +4228,7 @@
           <w:b w:val="0"/>
           <w:i w:val="0"/>
         </w:rPr>
-        <w:t>‏١‎ :ةحفصلا نجاودلا ةعرزم ةطساوب ‏٠١١7‎ رياني رهش نع ىداولا ةعرزم ىلع فرصنملا</w:t>
+        <w:t>المنصرف على مزرعة الوادى عن شهر يناير ‎٠١١7‏ بواسطة مزرعة الدواجن الصفحة: ‎١‏</w:t>
       </w:r>
     </w:p>
     <w:p>
@@ -4260,7 +4260,7 @@
         <w:br/>
         <w:t>[صفحة 1 - OCR]</w:t>
         <w:br/>
-        <w:t>‎ىنيز دمحأ خسيشلا ةعرزم‏ GARDEN. - ACCOUNT FARM ZAINYS AHMED SHEIKH</w:t>
+        <w:t>SHEIKH AHMED ZAINYS FARM ACCOUNT - GARDEN. ‏مزرعة الشيسخ أحمد زينى‎</w:t>
       </w:r>
     </w:p>
     <w:p>
@@ -4303,15 +4303,15 @@
         </w:rPr>
         <w:t>- 10626 راتب د/ بشار استشارى ‎ALE‏ عن شهر يناير 2012م</w:t>
         <w:br/>
-        <w:t>م1/2012 ىداولا نم ةدج ىلا راضخلاو بيلحلا ليصوتل هللادبع ديسلل ىفاضأ تقو لدب -10732</w:t>
+        <w:t>-10732 بدل وقت أضافى للسيد عبدالله لتوصيل الحليب والخضار الى جدة من الوادى 1/2012م</w:t>
         <w:br/>
         <w:t>- 28/000028 أمصروفات ‎FAL‏ وكهرباء للبستان عن الفترة من 1/3/1433-1/2 1</w:t>
         <w:br/>
-        <w:t>ىدعابصلا لالخ حاتفلادبع نمحزلادبع ديسلل ةيبط تافورصم 10767 -</w:t>
-        <w:br/>
-        <w:t>م2012 رياني ؤهش لالخ لزيد نم ناتسبلا تاقورحما 107812</w:t>
-        <w:br/>
-        <w:t>قفرملا بسح ىدعاصلا لالخ هللاربج ديسلل ةيبط تافورصمأ . 10793 -</w:t>
+        <w:t>- 10767 مصروفات طبية للسيد عبدالزحمن عبدالفتاح خلال الصباعدى</w:t>
+        <w:br/>
+        <w:t>107812 امحروقات البستان من ديزل خلال شهؤ يناير 2012م</w:t>
+        <w:br/>
+        <w:t>- 10793 . أمصروفات طبية للسيد جبرالله خلال الصاعدى حسب المرفق</w:t>
         <w:br/>
         <w:t>1954 اشراء عدد)1) طن علف شعير من الدواجن ف/1954</w:t>
         <w:br/>
@@ -4321,15 +4321,15 @@
         <w:br/>
         <w:t>- 5100007102.م أنصيب البستان من تويلا برسيم مناصفة بينه والفيلا</w:t>
         <w:br/>
-        <w:t>/0183ف ناتسبلا بيبل ةنايصو حالصأ تافورصما 10813 -</w:t>
+        <w:t>- 10813 امصروفات أصلاح وصيانة لبيب البستان ف/0183</w:t>
         <w:br/>
         <w:t>- 10812 شراء قصب ‎By)‏ عدف للجمال فاتورة رقم-34912</w:t>
         <w:br/>
         <w:t>-10846 أجازة مدفوعة ‎peal‏ غلام قإدر 48.36 يوم حسب المرفقات</w:t>
         <w:br/>
-        <w:t>0070-4, ةروتف مانغألل تاحقل ءارش -10850</w:t>
-        <w:br/>
-        <w:t>ىنيز ناطلس ديسلا ديب رداق مالغ ديسلل ةبوعو جورخ موسر -10851</w:t>
+        <w:t>-10850 شراء لقحات للأغنام فتورة ,0070-4</w:t>
+        <w:br/>
+        <w:t>-10851 رسوم خروج وعوبة للسيد غلام قادر بيد السيد سلطان زينى</w:t>
         <w:br/>
         <w:t>- 10874 اشراء كذكرة ‎yl‏ للسيد غلام قادر كالمرفقات</w:t>
         <w:br/>
@@ -4341,11 +4341,11 @@
         <w:br/>
         <w:t>‎Jay 40946 -‏ وقت أضمافي ‎Aged‏ البستان عن شهر فبراير 2012م</w:t>
         <w:br/>
-        <w:t>م2012 رياربف رهش نع ناتسبلل هتقؤملا ةلامعلا بتاور 10956 -</w:t>
+        <w:t>- 10956 رواتب العمالة المؤقته للبستان عن شهر فبراير 2012م</w:t>
         <w:br/>
         <w:t>10962 إرواتب العساقية المنتظمة للبستإن ‏ عن شهر فبراير 2012م</w:t>
         <w:br/>
-        <w:t>م2012 رياربف رهن الخ نجاودلا راوغ عطق نب ناتسسبلا تابوحسم -</w:t>
+        <w:t>- مسحوبات البسستان بن قطع غوار الدواجن خلا نهر فبراير 2012م</w:t>
         <w:br/>
         <w:t>‎dv.-14179 -‏</w:t>
       </w:r>
@@ -4364,7 +4364,7 @@
         <w:br/>
         <w:t>‏لاد‎ bras</w:t>
         <w:br/>
-        <w:t>‎للا‏ ?Sel</w:t>
+        <w:t>Sel? ‏الل‎</w:t>
         <w:br/>
         <w:t>‎Dr.Qhald S.Baéoum</w:t>
         <w:br/>
@@ -4404,7 +4404,7 @@
           <w:b w:val="0"/>
           <w:i w:val="0"/>
         </w:rPr>
-        <w:t>ةدودحملا نجاودلل ةمطاق يذآو ه ةعرزم ةكرش</w:t>
+        <w:t>شركة مزرعة ه وآذي قاطمة للدواجن المحدودة</w:t>
       </w:r>
     </w:p>
     <w:p>
@@ -4419,7 +4419,7 @@
         </w:rPr>
         <w:t>شركة ذات مسئولية محدودة</w:t>
         <w:br/>
-        <w:t>يدوعس لاير ‏؟9,٠٠6٠.0٠.. عوفدملا لاملا سأر</w:t>
+        <w:t>رأس المال المدفوع ٠٠6٠.0٠..,9؟‏ ريال سعودي</w:t>
         <w:br/>
         <w:t>‎re eee‏</w:t>
         <w:br/>
@@ -4438,7 +4438,7 @@
         </w:rPr>
         <w:t>التاريخ 1433/04/20 ه</w:t>
         <w:br/>
-        <w:t>م 2012/03/13 : قفاوملا</w:t>
+        <w:t>الموافق : 2012/03/13 م</w:t>
       </w:r>
     </w:p>
     <w:p>
@@ -4464,7 +4464,7 @@
           <w:b w:val="0"/>
           <w:i w:val="0"/>
         </w:rPr>
-        <w:t>ْ رققوملا</w:t>
+        <w:t>الموققر ْ</w:t>
         <w:br/>
         <w:t>تحية طيبة وبعد: ©</w:t>
       </w:r>
@@ -4487,9 +4487,9 @@
         <w:br/>
         <w:t>. كلذل ةيلصألا تادنتبسملا عم ريغال هلله</w:t>
         <w:br/>
-        <w:t>‏sg‎ انباسحل كيش رادصأل ةيلاملا ةرادإلا ‏aaa‎ مركتلا وجرن</w:t>
-        <w:br/>
-        <w:t>' ..ةلعرزملل ةيرهشلا تافورصملا ةضاعتسأو‏</w:t>
+        <w:t>نرجو التكرم ‎aaa‏ الإدارة المالية لأصدار شيك لحسابنا ‎sg‏</w:t>
+        <w:br/>
+        <w:t>‏وأستعاضة المصروفات الشهرية للمزرعلة.. '</w:t>
       </w:r>
     </w:p>
     <w:p>
@@ -4517,11 +4517,11 @@
         </w:rPr>
         <w:t>آذآ ا ص سي</w:t>
         <w:br/>
-        <w:t>‏s VOUEVANG (+) a a ai‎ سكاف - ‏C4ENGEY — OVEVAYY Y (+) ANT‎ ¢ فتاه - ‏5١97‎ مومجلا - :555 ب.ص ا: هعرزملا</w:t>
+        <w:t>المزرعه :ا ص.ب :555 - الجموم ‎5١97‏ - هاتف ¢ ‎ANT (+) Y OVEVAYY — C4ENGEY‏ - فاكس ‎ai a a (+) VOUEVANG s‏</w:t>
         <w:br/>
         <w:t>‎Farm - P.O. Box : 269 - Al-Jumoom 21926 - Tel. : 00966 (0) 2 5941907 / 5941923 - Fax: 00966 (0) 2 5941915‏</w:t>
         <w:br/>
-        <w:t>‏info@wadifatimahpoultry.com : E-mail‎ : يتورتكلا ديري - ‏www.wadifatimahpoultry.com : Website‎</w:t>
+        <w:t>‎Website : www.wadifatimahpoultry.com‏ - يريد الكتروتي : ‎E-mail : info@wadifatimahpoultry.com‏</w:t>
       </w:r>
     </w:p>
     <w:p>
@@ -4592,7 +4592,7 @@
         </w:rPr>
         <w:t>رقم القيد: 79</w:t>
         <w:br/>
-        <w:t>:ديقلا ننيب</w:t>
+        <w:t>بينن القيد:</w:t>
       </w:r>
     </w:p>
     <w:p>
@@ -4633,20 +4633,20 @@
           <w:b w:val="0"/>
           <w:i w:val="0"/>
         </w:rPr>
-        <w:t>‎:خسيراتلا‏ ITV VEVHfe</w:t>
-      </w:r>
-    </w:p>
-    <w:p>
-      <w:pPr>
-        <w:jc w:val="right"/>
-        <w:bidi/>
-      </w:pPr>
-      <w:r>
-        <w:rPr>
-          <w:b w:val="0"/>
-          <w:i w:val="0"/>
-        </w:rPr>
-        <w:t>0 :ةحفصلا نجاودلا ‏———— aaa‎</w:t>
+        <w:t>VEVHfe ITV ‏التاريسخ:‎</w:t>
+      </w:r>
+    </w:p>
+    <w:p>
+      <w:pPr>
+        <w:jc w:val="right"/>
+        <w:bidi/>
+      </w:pPr>
+      <w:r>
+        <w:rPr>
+          <w:b w:val="0"/>
+          <w:i w:val="0"/>
+        </w:rPr>
+        <w:t>‎aaa ————‏ الدواجن الصفحة: 0</w:t>
       </w:r>
     </w:p>
     <w:p>
@@ -4762,11 +4762,11 @@
           <w:b w:val="0"/>
           <w:i w:val="0"/>
         </w:rPr>
-        <w:t>ةدودحملا نجاودلل ةمطاق يدآو ةعوزم ةكرش</w:t>
+        <w:t>شركة مزوعة وآدي قاطمة للدواجن المحدودة</w:t>
         <w:br/>
         <w:t>شركة ذات مسئولية محدودة</w:t>
         <w:br/>
-        <w:t>يدوعس لاير ‏؟6,.2.0.6,٠6٠5 عوفدملا لاملا سأر</w:t>
+        <w:t>رأس المال المدفوع ٠6٠5,.2.0.6,6؟‏ ريال سعودي</w:t>
         <w:br/>
         <w:t>سرت ‎bP ATA‏</w:t>
         <w:br/>
@@ -4785,7 +4785,7 @@
         </w:rPr>
         <w:t>التاريخ 1433/05/15 ه</w:t>
         <w:br/>
-        <w:t>م 2012/04/07 : قفاوملا</w:t>
+        <w:t>الموافق : 2012/04/07 م</w:t>
       </w:r>
     </w:p>
     <w:p>
@@ -4845,9 +4845,9 @@
         <w:br/>
         <w:t>لاغير مع المستندات الأصلية لذلك .</w:t>
         <w:br/>
-        <w:t>ديدستلل انباسحل كيش رادصأل ةيلاملا ةرادإلا ديمعتب مركتلا وجرن</w:t>
-        <w:br/>
-        <w:t>. ةعرزملل ةيرهشلا تافورصملا ةضاعتسأو</w:t>
+        <w:t>نرجو التكرم بتعميد الإدارة المالية لأصدار شيك لحسابنا للتسديد</w:t>
+        <w:br/>
+        <w:t>وأستعاضة المصروفات الشهرية للمزرعة .</w:t>
       </w:r>
     </w:p>
     <w:p>
@@ -4888,11 +4888,11 @@
         </w:rPr>
         <w:t>Eee ‏ا‎</w:t>
         <w:br/>
-        <w:t>‎مومجلا - 759 +: ب.ص . ةعرزملا‏ VIVANT - ‎فتاه‏ , 59419010 - 17554195 (+) ANT - ‎سكاف‏ , OMEVAV 1 (+) TANT‎</w:t>
+        <w:t>‎TANT (+) 1 OMEVAV , ‏فاكس‎ - ANT (+) 17554195 - 59419010 , ‏هاتف‎ - VIVANT ‏المزرعة . ص.ب :+ 759 - الجموم‎</w:t>
         <w:br/>
         <w:t>Farm - P.O. Box : 269 - Al-Jumoom 21926 - Tel. : 00966 (0) 2 5941907 / 5941923 - Fax: 00966 (0) 2 5941915</w:t>
         <w:br/>
-        <w:t>www.wadifatimahpoultry.com : Website - ‎د يتورتكلا ديرب‏ info@wadifatimahpoultry.com : E-mail</w:t>
+        <w:t>E-mail : info@wadifatimahpoultry.com ‏بريد الكتروتي د‎ - Website : www.wadifatimahpoultry.com</w:t>
       </w:r>
     </w:p>
     <w:p>
@@ -4950,7 +4950,7 @@
           <w:b w:val="0"/>
           <w:i w:val="0"/>
         </w:rPr>
-        <w:t>قفرملا ديمعتلاك ‏٠١١١‎ سرام رهش نع نجاودلا ةعرزم ةطساوب ىداولا ةعرزم ىلع فرصنملا —</w:t>
+        <w:t>— المنصرف على مزرعة الوادى بواسطة مزرعة الدواجن عن شهر مارس ‎٠١١١‏ كالتعميد المرفق</w:t>
       </w:r>
     </w:p>
     <w:p>
@@ -4978,9 +4978,9 @@
         </w:rPr>
         <w:t>عتح ونس ‎eed‏</w:t>
         <w:br/>
-        <w:t>ةعرزم ةطساوب ىداولا ةعرزم ىلع فرصنملا ‏aA‎ حوسا ‏a be ee VVVV‎</w:t>
-        <w:br/>
-        <w:t>ةعرزم ةطساوب ىداولا ةعرزم ىلع فرصنملا ةمطاف يداو ةعرزم ةكرشأ ‏60٠‎ هه</w:t>
+        <w:t>‎VVVV ee be a‏ اسوح ‎aA‏ المنصرف على مزرعة الوادى بواسطة مزرعة</w:t>
+        <w:br/>
+        <w:t>هه ‎60٠‏ أشركة مزرعة وادي فاطمة المنصرف على مزرعة الوادى بواسطة مزرعة</w:t>
       </w:r>
     </w:p>
     <w:p>
@@ -5029,19 +5029,19 @@
           <w:b w:val="0"/>
           <w:i w:val="0"/>
         </w:rPr>
-        <w:t>م 2011 ربوتكأ رهش نع ناتسبلا ةلامعل ىفاضأ تقو لدب - 2</w:t>
+        <w:t>2 - بدل وقت أضافى لعمالة البستان عن شهر أكتوبر 2011 م</w:t>
         <w:br/>
         <w:t>00 أتآمينات أجتماعية للسادة على ويوسف زينى وعبدالرحمن عبد الفتاح* 12/1432</w:t>
         <w:br/>
         <w:t>9885- محروفات البستان من ديزل خلال شهر أكتوبر 2011 م.</w:t>
         <w:br/>
-        <w:t>. 1432 ىرجهلا ماعلل كرابملا ىحضألا ديع ةزاجأ ءانثأ لمعلل ىفاضأ تقو ‏9928 + !Jay‎</w:t>
-        <w:br/>
-        <w:t>/0537ف لامجلل فشان زبخو مانغألل ةيودأ ءارش - 9981</w:t>
+        <w:t>‎Jay! + 9928‏ وقت أضافى للعمل أثناء أجازة عيد الأضحى المبارك للعام الهجرى 1432 .</w:t>
+        <w:br/>
+        <w:t>9981 - شراء أدوية للأغنام وخبز ناشف للجمال ف/0537</w:t>
         <w:br/>
         <w:t>6 اشراء أدوية وبذور وبعض مستلزمات البستان من حدد وأدوات كالمرفق.</w:t>
         <w:br/>
-        <w:t>رضخلاو بيلحلا بلجل 2011 ربوتكأ رهش نع. دمحأ ريباش ديسلل ىفاضأ تقو لدب 10019</w:t>
+        <w:t>10019 بدل وقت أضافى للسيد شابير أحمد .عن شهر أكتوبر 2011 لجلب الحليب والخضر</w:t>
         <w:br/>
         <w:t>020 مصروفات طبية للسيد عبدالرحمن محمد عبدالفتاح</w:t>
         <w:br/>
@@ -5055,7 +5055,7 @@
         <w:br/>
         <w:t>1002 شراء قطع غيارلموتور بئر أيوب بموجب فاتورة - 3101</w:t>
         <w:br/>
-        <w:t>.م 2011 رب مفون رهش لالخ نجاودلا رايغ عطق نم ناتسبلا تابوحسم</w:t>
+        <w:t>مسحوبات البستان من قطع غيار الدواجن خلال شهر نوفم بر 2011 م.</w:t>
       </w:r>
     </w:p>
     <w:p>
@@ -5143,11 +5143,11 @@
         </w:rPr>
         <w:t>[صفحة 2 - OCR]</w:t>
         <w:br/>
-        <w:t>ةدودحملا نجاودلل ةمطاق يدآو ةعرزم ةكرش</w:t>
+        <w:t>شركة مزرعة وآدي قاطمة للدواجن المحدودة</w:t>
         <w:br/>
         <w:t>شركة ذات مسئولية محدودة</w:t>
         <w:br/>
-        <w:t>يدوعس لاير ‏6٠٠,600,١90‎ عوفدملا لاملا سأر</w:t>
+        <w:t>رأس المال المدفوع ‎١90,600,6٠٠‏ ريال سعودي</w:t>
         <w:br/>
         <w:t>سرت : ‎$e ANd‏</w:t>
         <w:br/>
@@ -5187,7 +5187,7 @@
         </w:rPr>
         <w:t>التاريخ 3143/01/19 —</w:t>
         <w:br/>
-        <w:t>م 2011/12/14 : قفاوملا</w:t>
+        <w:t>الموافق : 2011/12/14 م</w:t>
       </w:r>
     </w:p>
     <w:p>
@@ -5225,7 +5225,7 @@
         <w:br/>
         <w:t>هلله لاغير مع المستندات الأصلية لذلك .</w:t>
         <w:br/>
-        <w:t>انتدافإ و مكفرطب انباسحل غلبملا ديقل ةيلاملا ةرادإلا ديمعتب مركتلا وجرن</w:t>
+        <w:t>نرجو التكرم بتعميد الإدارة المالية لقيد المبلغ لحسابنا بطرفكم و إفادتنا</w:t>
         <w:br/>
         <w:t>بذلك .</w:t>
       </w:r>
@@ -5320,11 +5320,11 @@
         </w:rPr>
         <w:t>ee</w:t>
         <w:br/>
-        <w:t>‎مومجلا - 119 : ب.ص 1 ةعرزملا‏ 1١975 - ‎فتاه‏ EVs OMENA — 17594197 (+) ANT © - ‎سكاف‏ , ‎954191١6ه ” (+) SHANT</w:t>
+        <w:t>SHANT (+) ” ه954191١6‎ , ‏فاكس‎ - © ANT (+) 17594197 — OMENA EVs ‏هاتف‎ - 1١975 ‏المزرعة 1 ص.ب : 119 - الجموم‎</w:t>
         <w:br/>
         <w:t>Farm - P.O. Box : 269 - Al-Jumoom 21926 - Tel. : 00966 (0) 2 5941907 / 5941923 - Fax: 00966 (0) 2 5941915</w:t>
         <w:br/>
-        <w:t>www.wadifatimahpoultry.com : Website - ‎يتورتكلا ديري‏ : info@wadifatimahpoultry.com : E-mail</w:t>
+        <w:t>E-mail : info@wadifatimahpoultry.com : ‏يريد الكتروتي‎ - Website : www.wadifatimahpoultry.com</w:t>
       </w:r>
     </w:p>
     <w:p>
@@ -5343,7 +5343,7 @@
         <w:br/>
         <w:t>جدة عمارة اوزكو ‎Jeddah-Ozco Building‏</w:t>
         <w:br/>
-        <w:t>‏Tel:‎ د للا ‏5.58017١5‎ :فتاه</w:t>
+        <w:t>هاتف: ‎5.58017١5‏ الل د ‎Tel:‏</w:t>
       </w:r>
     </w:p>
     <w:p>
@@ -5382,7 +5382,7 @@
           <w:b w:val="0"/>
           <w:i w:val="0"/>
         </w:rPr>
-        <w:t>anand ‎رهش نع ىداولاب ىنيز دمحا ةعرزم فيراصم‏ نوفمبر١ ٠١١ ‎:ةحفصلا نجاودلا ةعرزم ةطساوب‏ ١</w:t>
+        <w:t>١ ‏بواسطة مزرعة الدواجن الصفحة:‎ ٠١١ ١ربمفون ‏مصاريف مزرعة احمد زينى بالوادى عن شهر‎ anand</w:t>
       </w:r>
     </w:p>
     <w:p>
@@ -5408,7 +5408,7 @@
           <w:b w:val="0"/>
           <w:i w:val="0"/>
         </w:rPr>
-        <w:t>رهش نع ىداولاب ىنيز دمحا ةعرزم فيراصم ا ظظ؟ ا</w:t>
+        <w:t>ا ؟ظظ ا مصاريف مزرعة احمد زينى بالوادى عن شهر</w:t>
         <w:br/>
         <w:t>خلا ؟ 4 514 ‎60١‏ أشركة مزرعة وادي فاطمة مصاريف مزرعة احمد زينى بالوادى عن شهر</w:t>
       </w:r>

--- a/zaini_case_audit_output/outputs/word/documents/123_مزرعة الوادي 1433 (zip).docx
+++ b/zaini_case_audit_output/outputs/word/documents/123_مزرعة الوادي 1433 (zip).docx
@@ -142,7 +142,7 @@
         <w:br/>
         <w:t>&gt; 11286 ادوية ومنظفات للبستان وفقا للفواتير المرفقة</w:t>
         <w:br/>
-        <w:t>3/2012 ةدج ىلا ىداولا نم بيلحلاو راضخلا ليصوت نع ريباش انر ديسلل ىفاضا تقو ل -11291</w:t>
+        <w:t>-11291 ل وقت اضافى للسيد رنا شابير عن توصيل الخضار والحليب من الوادى الى جدة 3/2012</w:t>
         <w:br/>
         <w:t>- 11292 ات لسيارة رنا شابير عن توصيل الحليب والخضار لجدة خلال شهر مارس 2012م</w:t>
         <w:br/>
@@ -180,7 +180,7 @@
         <w:br/>
         <w:t>- 11501 اتب استشارى الأغنام د/بشار عمر عن شهر أبريل 2012 م.</w:t>
         <w:br/>
-        <w:t>‎API00007291 —‏ اء تريلا برسيم مناصفة بين البستان والفيلا حسب المرفقات</w:t>
+        <w:t>تاقفرملا بسح اليفلاو ناتسبلا نيب ةفصانم ميسرب اليرت ءا ‏— API00007291‎</w:t>
         <w:br/>
         <w:t>&gt; 11554 اء أدوية للنخيل فاتورة رقم-0850</w:t>
       </w:r>
@@ -539,7 +539,7 @@
         </w:rPr>
         <w:t>‏قات سيارة رنا شابير لجلب الحليب والخضار من وادى فاطمة الى جدة . خلال 4/2012</w:t>
         <w:br/>
-        <w:t>. ةدج ىلا ىداولا نم بيلحلا بلج نع ريباش انر ديسلل ىفاضا قو ل</w:t>
+        <w:t>ل وق اضافى للسيد رنا شابير عن جلب الحليب من الوادى الى جدة .</w:t>
       </w:r>
     </w:p>
     <w:p>
@@ -3350,7 +3350,7 @@
         </w:rPr>
         <w:t>10313 . أشراء قطع غار عن طريق مندوب مشتريات الدواجن ف/13328</w:t>
         <w:br/>
-        <w:t>4 - أشراء تريلا برسيم مناصفة بين الفيلا والبستان حسب المرفق .</w:t>
+        <w:t>. قفرملا بسح ناتسبلاو اليفلا نيب ةفصانم ميسرب اليرت ءارشأ - 4</w:t>
         <w:br/>
         <w:t>10331</w:t>
         <w:br/>
@@ -4319,7 +4319,7 @@
         <w:br/>
         <w:t>- 10800 شراء أدوية للأغلام وعدد(24) قلاب ردمية للبستان حسب المرفق</w:t>
         <w:br/>
-        <w:t>- 5100007102.م أنصيب البستان من تويلا برسيم مناصفة بينه والفيلا</w:t>
+        <w:t>اليفلاو هنيب ةفصانم ميسرب اليوت نم ناتسبلا بيصنأ م5100007102. -</w:t>
         <w:br/>
         <w:t>- 10813 امصروفات أصلاح وصيانة لبيب البستان ف/0183</w:t>
         <w:br/>
